--- a/src/assets/PlantillaUno.docx
+++ b/src/assets/PlantillaUno.docx
@@ -170,8 +170,11 @@
     </w:p>
     <w:p>
       <w:pPr>
+        <w:spacing w:after="0"/>
         <w:jc w:val="both"/>
         <w:rPr>
+          <w:b/>
+          <w:bCs/>
           <w:lang w:val="es-ES"/>
         </w:rPr>
       </w:pPr>
@@ -183,6 +186,8 @@
       </w:r>
       <w:r>
         <w:rPr>
+          <w:b/>
+          <w:bCs/>
           <w:lang w:val="es-ES"/>
         </w:rPr>
         <w:t>{</w:t>
@@ -190,12 +195,16 @@
       <w:proofErr w:type="spellStart"/>
       <w:r>
         <w:rPr>
+          <w:b/>
+          <w:bCs/>
           <w:lang w:val="es-ES"/>
         </w:rPr>
         <w:t>E</w:t>
       </w:r>
       <w:r>
         <w:rPr>
+          <w:b/>
+          <w:bCs/>
           <w:lang w:val="es-ES"/>
         </w:rPr>
         <w:t>tNom</w:t>
@@ -203,6 +212,8 @@
       <w:proofErr w:type="spellEnd"/>
       <w:r>
         <w:rPr>
+          <w:b/>
+          <w:bCs/>
           <w:lang w:val="es-ES"/>
         </w:rPr>
         <w:t>}</w:t>
@@ -210,8 +221,11 @@
     </w:p>
     <w:p>
       <w:pPr>
+        <w:spacing w:after="0"/>
         <w:jc w:val="both"/>
         <w:rPr>
+          <w:b/>
+          <w:bCs/>
           <w:lang w:val="es-ES"/>
         </w:rPr>
       </w:pPr>
@@ -226,6 +240,8 @@
       </w:r>
       <w:r>
         <w:rPr>
+          <w:b/>
+          <w:bCs/>
           <w:lang w:val="es-ES"/>
         </w:rPr>
         <w:t>{</w:t>
@@ -233,6 +249,8 @@
       <w:proofErr w:type="spellStart"/>
       <w:r>
         <w:rPr>
+          <w:b/>
+          <w:bCs/>
           <w:lang w:val="es-ES"/>
         </w:rPr>
         <w:t>EtNa</w:t>
@@ -240,6 +258,8 @@
       <w:proofErr w:type="spellEnd"/>
       <w:r>
         <w:rPr>
+          <w:b/>
+          <w:bCs/>
           <w:lang w:val="es-ES"/>
         </w:rPr>
         <w:t>}</w:t>
@@ -247,8 +267,11 @@
     </w:p>
     <w:p>
       <w:pPr>
+        <w:spacing w:after="0"/>
         <w:jc w:val="both"/>
         <w:rPr>
+          <w:b/>
+          <w:bCs/>
           <w:lang w:val="es-ES"/>
         </w:rPr>
       </w:pPr>
@@ -266,48 +289,64 @@
       </w:r>
       <w:r>
         <w:rPr>
+          <w:b/>
+          <w:bCs/>
           <w:lang w:val="es-ES"/>
         </w:rPr>
         <w:t>{</w:t>
       </w:r>
       <w:r>
         <w:rPr>
+          <w:b/>
+          <w:bCs/>
           <w:lang w:val="es-ES"/>
         </w:rPr>
         <w:t>#</w:t>
       </w:r>
       <w:r>
         <w:rPr>
+          <w:b/>
+          <w:bCs/>
           <w:lang w:val="es-ES"/>
         </w:rPr>
         <w:t>EtId</w:t>
       </w:r>
       <w:r>
         <w:rPr>
+          <w:b/>
+          <w:bCs/>
           <w:lang w:val="es-ES"/>
         </w:rPr>
         <w:t>}</w:t>
       </w:r>
       <w:r>
         <w:rPr>
+          <w:b/>
+          <w:bCs/>
           <w:lang w:val="es-ES"/>
         </w:rPr>
         <w:t xml:space="preserve"> </w:t>
       </w:r>
       <w:r>
         <w:rPr>
+          <w:b/>
+          <w:bCs/>
           <w:lang w:val="es-ES"/>
         </w:rPr>
         <w:t>{idioma} – {nivel}</w:t>
       </w:r>
       <w:r>
         <w:rPr>
+          <w:b/>
+          <w:bCs/>
           <w:lang w:val="es-ES"/>
         </w:rPr>
         <w:t xml:space="preserve"> </w:t>
       </w:r>
       <w:r>
         <w:rPr>
+          <w:b/>
+          <w:bCs/>
           <w:lang w:val="es-ES"/>
         </w:rPr>
         <w:t>{/</w:t>
@@ -315,6 +354,8 @@
       <w:proofErr w:type="spellStart"/>
       <w:r>
         <w:rPr>
+          <w:b/>
+          <w:bCs/>
           <w:lang w:val="es-ES"/>
         </w:rPr>
         <w:t>EtId</w:t>
@@ -322,6 +363,8 @@
       <w:proofErr w:type="spellEnd"/>
       <w:r>
         <w:rPr>
+          <w:b/>
+          <w:bCs/>
           <w:lang w:val="es-ES"/>
         </w:rPr>
         <w:t>}</w:t>
@@ -329,8 +372,11 @@
     </w:p>
     <w:p>
       <w:pPr>
+        <w:spacing w:after="0"/>
         <w:jc w:val="both"/>
         <w:rPr>
+          <w:b/>
+          <w:bCs/>
           <w:lang w:val="es-ES"/>
         </w:rPr>
       </w:pPr>
@@ -342,6 +388,8 @@
       </w:r>
       <w:r>
         <w:rPr>
+          <w:b/>
+          <w:bCs/>
           <w:lang w:val="es-ES"/>
         </w:rPr>
         <w:t>{</w:t>
@@ -349,6 +397,8 @@
       <w:proofErr w:type="spellStart"/>
       <w:r>
         <w:rPr>
+          <w:b/>
+          <w:bCs/>
           <w:lang w:val="es-ES"/>
         </w:rPr>
         <w:t>EtRe</w:t>
@@ -356,6 +406,8 @@
       <w:proofErr w:type="spellEnd"/>
       <w:r>
         <w:rPr>
+          <w:b/>
+          <w:bCs/>
           <w:lang w:val="es-ES"/>
         </w:rPr>
         <w:t>}</w:t>
@@ -376,6 +428,8 @@
       </w:r>
       <w:r>
         <w:rPr>
+          <w:b/>
+          <w:bCs/>
           <w:lang w:val="es-ES"/>
         </w:rPr>
         <w:t>{</w:t>
@@ -383,6 +437,8 @@
       <w:proofErr w:type="spellStart"/>
       <w:r>
         <w:rPr>
+          <w:b/>
+          <w:bCs/>
           <w:u w:val="single"/>
           <w:lang w:val="es-ES"/>
         </w:rPr>
@@ -391,6 +447,8 @@
       <w:proofErr w:type="spellEnd"/>
       <w:r>
         <w:rPr>
+          <w:b/>
+          <w:bCs/>
           <w:lang w:val="es-ES"/>
         </w:rPr>
         <w:t>}</w:t>
@@ -437,6 +495,7 @@
     </w:p>
     <w:p>
       <w:pPr>
+        <w:spacing w:after="0"/>
         <w:jc w:val="both"/>
       </w:pPr>
       <w:r>
@@ -457,13 +516,18 @@
     </w:p>
     <w:p>
       <w:pPr>
+        <w:spacing w:after="0"/>
         <w:jc w:val="both"/>
         <w:rPr>
-          <w:lang w:val="es-ES"/>
-        </w:rPr>
-      </w:pPr>
-      <w:r>
-        <w:rPr>
+          <w:b/>
+          <w:bCs/>
+          <w:lang w:val="es-ES"/>
+        </w:rPr>
+      </w:pPr>
+      <w:r>
+        <w:rPr>
+          <w:b/>
+          <w:bCs/>
           <w:lang w:val="es-ES"/>
         </w:rPr>
         <w:t>{universidad}</w:t>
@@ -471,6 +535,7 @@
     </w:p>
     <w:p>
       <w:pPr>
+        <w:spacing w:after="0"/>
         <w:jc w:val="both"/>
         <w:rPr>
           <w:b/>
@@ -495,6 +560,7 @@
     </w:p>
     <w:p>
       <w:pPr>
+        <w:spacing w:after="0"/>
         <w:jc w:val="both"/>
         <w:rPr>
           <w:b/>
@@ -546,10 +612,13 @@
         </w:rPr>
       </w:pPr>
       <w:r>
-        <w:rPr>
-          <w:lang w:val="es-ES"/>
-        </w:rPr>
-        <w:t>Generación:</w:t>
+        <w:t>Generación</w:t>
+      </w:r>
+      <w:r>
+        <w:rPr>
+          <w:lang w:val="es-ES"/>
+        </w:rPr>
+        <w:t>:</w:t>
       </w:r>
       <w:r>
         <w:rPr>
@@ -580,6 +649,7 @@
     </w:p>
     <w:p>
       <w:pPr>
+        <w:spacing w:after="0"/>
         <w:jc w:val="both"/>
         <w:rPr>
           <w:lang w:val="es-ES"/>
@@ -1154,7 +1224,7 @@
     </w:tbl>
     <w:p>
       <w:pPr>
-        <w:spacing w:before="240"/>
+        <w:jc w:val="both"/>
         <w:rPr>
           <w:color w:val="000000" w:themeColor="text1"/>
           <w:lang w:val="es-ES"/>
@@ -1170,453 +1240,462 @@
       <w:proofErr w:type="spellStart"/>
       <w:r>
         <w:rPr>
+          <w:lang w:val="es-ES"/>
+        </w:rPr>
+        <w:t>tieneSkills</w:t>
+      </w:r>
+      <w:proofErr w:type="spellEnd"/>
+      <w:r>
+        <w:rPr>
           <w:color w:val="000000" w:themeColor="text1"/>
           <w:lang w:val="es-ES"/>
         </w:rPr>
-        <w:t>tieneSkills</w:t>
+        <w:t>}</w:t>
+      </w:r>
+    </w:p>
+    <w:p>
+      <w:pPr>
+        <w:spacing w:before="240" w:after="0"/>
+        <w:rPr>
+          <w:b/>
+          <w:bCs/>
+          <w:color w:val="0070C0"/>
+          <w:lang w:val="es-ES"/>
+        </w:rPr>
+      </w:pPr>
+      <w:r>
+        <w:rPr>
+          <w:b/>
+          <w:bCs/>
+          <w:color w:val="0070C0"/>
+          <w:lang w:val="es-ES"/>
+        </w:rPr>
+        <w:t>EXPERIENCIA LABORAL</w:t>
+      </w:r>
+    </w:p>
+    <w:p>
+      <w:pPr>
+        <w:spacing w:after="0"/>
+        <w:rPr>
+          <w:b/>
+          <w:bCs/>
+          <w:color w:val="000000" w:themeColor="text1"/>
+          <w:lang w:val="es-ES"/>
+        </w:rPr>
+      </w:pPr>
+      <w:r>
+        <w:rPr>
+          <w:b/>
+          <w:bCs/>
+          <w:color w:val="000000" w:themeColor="text1"/>
+        </w:rPr>
+        <w:t>‾‾‾‾‾‾‾‾‾‾‾‾‾‾‾‾‾‾‾‾‾‾‾‾‾‾‾‾‾‾‾‾‾‾‾‾‾‾‾‾‾‾‾‾‾‾‾‾‾‾‾‾‾‾‾‾‾‾‾‾‾‾‾‾‾‾‾‾‾‾‾‾‾‾‾‾‾‾‾‾‾‾‾‾‾‾‾‾‾‾‾‾‾‾‾‾‾</w:t>
+      </w:r>
+    </w:p>
+    <w:p>
+      <w:pPr>
+        <w:spacing w:after="0"/>
+        <w:jc w:val="both"/>
+      </w:pPr>
+      <w:r>
+        <w:rPr>
+          <w:lang w:val="es-ES"/>
+        </w:rPr>
+        <w:t>{#</w:t>
+      </w:r>
+      <w:r>
+        <w:t>experiencias</w:t>
+      </w:r>
+      <w:r>
+        <w:rPr>
+          <w:lang w:val="es-ES"/>
+        </w:rPr>
+        <w:t>}</w:t>
+      </w:r>
+    </w:p>
+    <w:p>
+      <w:pPr>
+        <w:spacing w:after="0"/>
+        <w:jc w:val="both"/>
+        <w:rPr>
+          <w:b/>
+          <w:bCs/>
+          <w:lang w:val="es-ES"/>
+        </w:rPr>
+      </w:pPr>
+      <w:r>
+        <w:rPr>
+          <w:lang w:val="es-ES"/>
+        </w:rPr>
+        <w:t>Puesto</w:t>
+      </w:r>
+      <w:r>
+        <w:rPr>
+          <w:lang w:val="es-ES"/>
+        </w:rPr>
+        <w:t>:</w:t>
+      </w:r>
+      <w:r>
+        <w:rPr>
+          <w:b/>
+          <w:bCs/>
+          <w:lang w:val="es-ES"/>
+        </w:rPr>
+        <w:t xml:space="preserve"> {</w:t>
+      </w:r>
+      <w:r>
+        <w:rPr>
+          <w:b/>
+          <w:bCs/>
+          <w:lang w:val="es-ES"/>
+        </w:rPr>
+        <w:t>puesto</w:t>
+      </w:r>
+      <w:r>
+        <w:rPr>
+          <w:b/>
+          <w:bCs/>
+          <w:lang w:val="es-ES"/>
+        </w:rPr>
+        <w:t>}</w:t>
+      </w:r>
+    </w:p>
+    <w:p>
+      <w:pPr>
+        <w:spacing w:after="0"/>
+        <w:jc w:val="both"/>
+        <w:rPr>
+          <w:b/>
+          <w:bCs/>
+          <w:u w:val="single"/>
+          <w:lang w:val="es-ES"/>
+        </w:rPr>
+      </w:pPr>
+      <w:r>
+        <w:rPr>
+          <w:lang w:val="es-ES"/>
+        </w:rPr>
+        <w:t>Empresa</w:t>
+      </w:r>
+      <w:r>
+        <w:rPr>
+          <w:lang w:val="es-ES"/>
+        </w:rPr>
+        <w:t>:</w:t>
+      </w:r>
+      <w:r>
+        <w:rPr>
+          <w:b/>
+          <w:bCs/>
+          <w:lang w:val="es-ES"/>
+        </w:rPr>
+        <w:t xml:space="preserve"> {</w:t>
+      </w:r>
+      <w:r>
+        <w:rPr>
+          <w:b/>
+          <w:bCs/>
+          <w:lang w:val="es-ES"/>
+        </w:rPr>
+        <w:t>empresa</w:t>
+      </w:r>
+      <w:r>
+        <w:rPr>
+          <w:b/>
+          <w:bCs/>
+          <w:lang w:val="es-ES"/>
+        </w:rPr>
+        <w:t>}</w:t>
+      </w:r>
+    </w:p>
+    <w:p>
+      <w:pPr>
+        <w:spacing w:after="0"/>
+        <w:jc w:val="both"/>
+        <w:rPr>
+          <w:b/>
+          <w:bCs/>
+          <w:lang w:val="es-ES"/>
+        </w:rPr>
+      </w:pPr>
+      <w:r>
+        <w:rPr>
+          <w:lang w:val="es-ES"/>
+        </w:rPr>
+        <w:lastRenderedPageBreak/>
+        <w:t>Fecha</w:t>
+      </w:r>
+      <w:r>
+        <w:rPr>
+          <w:lang w:val="es-ES"/>
+        </w:rPr>
+        <w:t>:</w:t>
+      </w:r>
+      <w:r>
+        <w:rPr>
+          <w:b/>
+          <w:bCs/>
+          <w:lang w:val="es-ES"/>
+        </w:rPr>
+        <w:t xml:space="preserve"> {</w:t>
+      </w:r>
+      <w:r>
+        <w:rPr>
+          <w:b/>
+          <w:bCs/>
+          <w:lang w:val="es-ES"/>
+        </w:rPr>
+        <w:t>periodo</w:t>
+      </w:r>
+      <w:r>
+        <w:rPr>
+          <w:b/>
+          <w:bCs/>
+          <w:lang w:val="es-ES"/>
+        </w:rPr>
+        <w:t>}</w:t>
+      </w:r>
+    </w:p>
+    <w:p>
+      <w:pPr>
+        <w:jc w:val="both"/>
+        <w:rPr>
+          <w:lang w:val="es-ES"/>
+        </w:rPr>
+      </w:pPr>
+      <w:r>
+        <w:rPr>
+          <w:lang w:val="es-ES"/>
+        </w:rPr>
+        <w:t>{</w:t>
+      </w:r>
+      <w:proofErr w:type="spellStart"/>
+      <w:r>
+        <w:t>descripcion</w:t>
       </w:r>
       <w:proofErr w:type="spellEnd"/>
       <w:r>
         <w:rPr>
+          <w:lang w:val="es-ES"/>
+        </w:rPr>
+        <w:t>}</w:t>
+      </w:r>
+    </w:p>
+    <w:p>
+      <w:pPr>
+        <w:spacing w:after="0"/>
+        <w:jc w:val="both"/>
+        <w:rPr>
+          <w:lang w:val="es-ES"/>
+        </w:rPr>
+      </w:pPr>
+      <w:r>
+        <w:rPr>
+          <w:lang w:val="es-ES"/>
+        </w:rPr>
+        <w:t>{/</w:t>
+      </w:r>
+      <w:r>
+        <w:t>experiencias</w:t>
+      </w:r>
+      <w:r>
+        <w:rPr>
+          <w:lang w:val="es-ES"/>
+        </w:rPr>
+        <w:t>}</w:t>
+      </w:r>
+    </w:p>
+    <w:p>
+      <w:pPr>
+        <w:jc w:val="both"/>
+        <w:rPr>
+          <w:lang w:val="es-ES"/>
+        </w:rPr>
+      </w:pPr>
+      <w:r>
+        <w:rPr>
+          <w:lang w:val="es-ES"/>
+        </w:rPr>
+        <w:t>{#tieneCursos}</w:t>
+      </w:r>
+    </w:p>
+    <w:p>
+      <w:pPr>
+        <w:spacing w:after="0"/>
+        <w:rPr>
+          <w:b/>
+          <w:bCs/>
+          <w:color w:val="0070C0"/>
+          <w:lang w:val="es-ES"/>
+        </w:rPr>
+      </w:pPr>
+      <w:r>
+        <w:rPr>
+          <w:b/>
+          <w:bCs/>
+          <w:color w:val="0070C0"/>
+          <w:lang w:val="es-ES"/>
+        </w:rPr>
+        <w:t>OTROS ESTUDIOS</w:t>
+      </w:r>
+    </w:p>
+    <w:p>
+      <w:pPr>
+        <w:spacing w:after="0"/>
+        <w:rPr>
+          <w:b/>
+          <w:bCs/>
           <w:color w:val="000000" w:themeColor="text1"/>
           <w:lang w:val="es-ES"/>
         </w:rPr>
+      </w:pPr>
+      <w:r>
+        <w:rPr>
+          <w:b/>
+          <w:bCs/>
+          <w:color w:val="000000" w:themeColor="text1"/>
+        </w:rPr>
+        <w:t>‾‾‾‾‾‾‾‾‾‾‾‾‾‾‾‾‾‾‾‾‾‾‾‾‾‾‾‾‾‾‾‾‾‾‾‾‾‾‾‾‾‾‾‾‾‾‾‾‾‾‾‾‾‾‾‾‾‾‾‾‾‾‾‾‾‾‾‾‾‾‾‾‾‾‾‾‾‾‾‾‾‾‾‾‾‾‾‾‾‾‾‾‾‾‾‾‾</w:t>
+      </w:r>
+    </w:p>
+    <w:p>
+      <w:pPr>
+        <w:spacing w:after="0"/>
+        <w:jc w:val="both"/>
+      </w:pPr>
+      <w:r>
+        <w:t>{#cursos}</w:t>
+      </w:r>
+    </w:p>
+    <w:p>
+      <w:pPr>
+        <w:spacing w:after="0"/>
+        <w:jc w:val="both"/>
+        <w:rPr>
+          <w:b/>
+          <w:bCs/>
+        </w:rPr>
+      </w:pPr>
+      <w:r>
+        <w:rPr>
+          <w:b/>
+          <w:bCs/>
+        </w:rPr>
+        <w:t>{nombre}</w:t>
+      </w:r>
+    </w:p>
+    <w:p>
+      <w:pPr>
+        <w:spacing w:after="0"/>
+        <w:jc w:val="both"/>
+        <w:rPr>
+          <w:b/>
+          <w:bCs/>
+        </w:rPr>
+      </w:pPr>
+      <w:r>
+        <w:rPr>
+          <w:b/>
+          <w:bCs/>
+        </w:rPr>
+        <w:t xml:space="preserve">Organización: </w:t>
+      </w:r>
+      <w:r>
+        <w:rPr>
+          <w:b/>
+          <w:bCs/>
+        </w:rPr>
+        <w:t>{</w:t>
+      </w:r>
+      <w:proofErr w:type="spellStart"/>
+      <w:r>
+        <w:rPr>
+          <w:b/>
+          <w:bCs/>
+        </w:rPr>
+        <w:t>organizacion</w:t>
+      </w:r>
+      <w:proofErr w:type="spellEnd"/>
+      <w:r>
+        <w:rPr>
+          <w:b/>
+          <w:bCs/>
+        </w:rPr>
         <w:t>}</w:t>
       </w:r>
     </w:p>
     <w:p>
       <w:pPr>
-        <w:spacing w:before="240" w:after="0"/>
-        <w:rPr>
-          <w:b/>
-          <w:bCs/>
-          <w:color w:val="0070C0"/>
-          <w:lang w:val="es-ES"/>
-        </w:rPr>
-      </w:pPr>
-      <w:r>
-        <w:rPr>
-          <w:b/>
-          <w:bCs/>
-          <w:color w:val="0070C0"/>
-          <w:lang w:val="es-ES"/>
-        </w:rPr>
-        <w:lastRenderedPageBreak/>
-        <w:t>EXPERIENCIA LABORAL</w:t>
-      </w:r>
-    </w:p>
-    <w:p>
-      <w:pPr>
         <w:spacing w:after="0"/>
-        <w:rPr>
-          <w:b/>
-          <w:bCs/>
-          <w:color w:val="000000" w:themeColor="text1"/>
-          <w:lang w:val="es-ES"/>
-        </w:rPr>
-      </w:pPr>
-      <w:r>
-        <w:rPr>
-          <w:b/>
-          <w:bCs/>
-          <w:color w:val="000000" w:themeColor="text1"/>
-        </w:rPr>
-        <w:t>‾‾‾‾‾‾‾‾‾‾‾‾‾‾‾‾‾‾‾‾‾‾‾‾‾‾‾‾‾‾‾‾‾‾‾‾‾‾‾‾‾‾‾‾‾‾‾‾‾‾‾‾‾‾‾‾‾‾‾‾‾‾‾‾‾‾‾‾‾‾‾‾‾‾‾‾‾‾‾‾‾‾‾‾‾‾‾‾‾‾‾‾‾‾‾‾‾</w:t>
-      </w:r>
-    </w:p>
-    <w:p>
-      <w:pPr>
         <w:jc w:val="both"/>
       </w:pPr>
       <w:r>
-        <w:rPr>
-          <w:lang w:val="es-ES"/>
-        </w:rPr>
-        <w:t>{#</w:t>
-      </w:r>
-      <w:r>
-        <w:t>experiencias</w:t>
-      </w:r>
-      <w:r>
-        <w:rPr>
-          <w:lang w:val="es-ES"/>
-        </w:rPr>
+        <w:t>{</w:t>
+      </w:r>
+      <w:r>
+        <w:t>periodo</w:t>
+      </w:r>
+      <w:r>
         <w:t>}</w:t>
       </w:r>
     </w:p>
     <w:p>
       <w:pPr>
+        <w:spacing w:after="0"/>
         <w:jc w:val="both"/>
-        <w:rPr>
-          <w:b/>
-          <w:bCs/>
-          <w:lang w:val="es-ES"/>
-        </w:rPr>
-      </w:pPr>
-      <w:r>
-        <w:rPr>
-          <w:lang w:val="es-ES"/>
-        </w:rPr>
-        <w:t>Puesto</w:t>
-      </w:r>
-      <w:r>
-        <w:rPr>
-          <w:lang w:val="es-ES"/>
-        </w:rPr>
-        <w:t>:</w:t>
-      </w:r>
-      <w:r>
-        <w:rPr>
-          <w:b/>
-          <w:bCs/>
-          <w:lang w:val="es-ES"/>
-        </w:rPr>
-        <w:t xml:space="preserve"> {</w:t>
-      </w:r>
-      <w:r>
-        <w:rPr>
-          <w:b/>
-          <w:bCs/>
-          <w:lang w:val="es-ES"/>
-        </w:rPr>
-        <w:t>puesto</w:t>
-      </w:r>
-      <w:r>
-        <w:rPr>
-          <w:b/>
-          <w:bCs/>
-          <w:lang w:val="es-ES"/>
-        </w:rPr>
+      </w:pPr>
+      <w:r>
+        <w:t xml:space="preserve">Descripción: </w:t>
+      </w:r>
+      <w:r>
+        <w:t>{</w:t>
+      </w:r>
+      <w:proofErr w:type="spellStart"/>
+      <w:r>
+        <w:t>descripcion</w:t>
+      </w:r>
+      <w:proofErr w:type="spellEnd"/>
+      <w:r>
         <w:t>}</w:t>
       </w:r>
     </w:p>
     <w:p>
       <w:pPr>
+        <w:spacing w:after="0"/>
         <w:jc w:val="both"/>
-        <w:rPr>
-          <w:b/>
-          <w:bCs/>
-          <w:u w:val="single"/>
-          <w:lang w:val="es-ES"/>
-        </w:rPr>
-      </w:pPr>
-      <w:r>
-        <w:rPr>
-          <w:lang w:val="es-ES"/>
-        </w:rPr>
-        <w:t>Empresa</w:t>
-      </w:r>
-      <w:r>
-        <w:rPr>
-          <w:lang w:val="es-ES"/>
-        </w:rPr>
-        <w:t>:</w:t>
-      </w:r>
-      <w:r>
-        <w:rPr>
-          <w:b/>
-          <w:bCs/>
-          <w:lang w:val="es-ES"/>
-        </w:rPr>
-        <w:t xml:space="preserve"> {</w:t>
-      </w:r>
-      <w:r>
-        <w:rPr>
-          <w:b/>
-          <w:bCs/>
-          <w:lang w:val="es-ES"/>
-        </w:rPr>
-        <w:t>empresa</w:t>
-      </w:r>
-      <w:r>
-        <w:rPr>
-          <w:b/>
-          <w:bCs/>
-          <w:lang w:val="es-ES"/>
-        </w:rPr>
+      </w:pPr>
+      <w:r>
+        <w:t>Entidad: {entidad}</w:t>
+      </w:r>
+    </w:p>
+    <w:p>
+      <w:pPr>
+        <w:jc w:val="both"/>
+      </w:pPr>
+      <w:r>
+        <w:t>Tiempo de estudios: {</w:t>
+      </w:r>
+      <w:proofErr w:type="spellStart"/>
+      <w:r>
+        <w:t>tiempoEstudio</w:t>
+      </w:r>
+      <w:proofErr w:type="spellEnd"/>
+      <w:r>
         <w:t>}</w:t>
       </w:r>
     </w:p>
     <w:p>
       <w:pPr>
+        <w:spacing w:after="0"/>
         <w:jc w:val="both"/>
-        <w:rPr>
-          <w:b/>
-          <w:bCs/>
-          <w:lang w:val="es-ES"/>
-        </w:rPr>
-      </w:pPr>
-      <w:r>
-        <w:rPr>
-          <w:lang w:val="es-ES"/>
-        </w:rPr>
-        <w:t>Fecha</w:t>
-      </w:r>
-      <w:r>
-        <w:rPr>
-          <w:lang w:val="es-ES"/>
-        </w:rPr>
-        <w:t>:</w:t>
-      </w:r>
-      <w:r>
-        <w:rPr>
-          <w:b/>
-          <w:bCs/>
-          <w:lang w:val="es-ES"/>
-        </w:rPr>
-        <w:t xml:space="preserve"> {</w:t>
-      </w:r>
-      <w:r>
-        <w:rPr>
-          <w:b/>
-          <w:bCs/>
-          <w:lang w:val="es-ES"/>
-        </w:rPr>
-        <w:t>periodo</w:t>
-      </w:r>
-      <w:r>
-        <w:rPr>
-          <w:b/>
-          <w:bCs/>
-          <w:lang w:val="es-ES"/>
-        </w:rPr>
-        <w:t>}</w:t>
-      </w:r>
-    </w:p>
-    <w:p>
-      <w:pPr>
-        <w:jc w:val="both"/>
-        <w:rPr>
-          <w:lang w:val="es-ES"/>
-        </w:rPr>
-      </w:pPr>
-      <w:r>
-        <w:rPr>
-          <w:lang w:val="es-ES"/>
-        </w:rPr>
-        <w:t>{</w:t>
-      </w:r>
-      <w:proofErr w:type="spellStart"/>
-      <w:r>
-        <w:rPr>
-          <w:lang w:val="es-ES"/>
-        </w:rPr>
-        <w:t>descripcion</w:t>
-      </w:r>
-      <w:proofErr w:type="spellEnd"/>
-      <w:r>
-        <w:rPr>
-          <w:lang w:val="es-ES"/>
-        </w:rPr>
-        <w:t>}</w:t>
-      </w:r>
-    </w:p>
-    <w:p>
-      <w:pPr>
-        <w:jc w:val="both"/>
-        <w:rPr>
-          <w:lang w:val="es-ES"/>
-        </w:rPr>
-      </w:pPr>
-      <w:r>
-        <w:rPr>
-          <w:lang w:val="es-ES"/>
-        </w:rPr>
-        <w:t>{/</w:t>
-      </w:r>
-      <w:r>
-        <w:t>experiencias</w:t>
-      </w:r>
-      <w:r>
-        <w:rPr>
-          <w:lang w:val="es-ES"/>
-        </w:rPr>
-        <w:t>}</w:t>
-      </w:r>
-    </w:p>
-    <w:p>
-      <w:pPr>
-        <w:jc w:val="both"/>
-        <w:rPr>
-          <w:lang w:val="es-ES"/>
-        </w:rPr>
-      </w:pPr>
-      <w:r>
-        <w:rPr>
-          <w:lang w:val="es-ES"/>
-        </w:rPr>
-        <w:t>{#tieneCursos}</w:t>
+      </w:pPr>
+      <w:r>
+        <w:t>{/cursos}</w:t>
       </w:r>
     </w:p>
     <w:p>
       <w:pPr>
         <w:spacing w:after="0"/>
-        <w:rPr>
-          <w:b/>
-          <w:bCs/>
-          <w:color w:val="0070C0"/>
-          <w:lang w:val="es-ES"/>
-        </w:rPr>
-      </w:pPr>
-      <w:r>
-        <w:rPr>
-          <w:b/>
-          <w:bCs/>
-          <w:color w:val="0070C0"/>
-          <w:lang w:val="es-ES"/>
-        </w:rPr>
-        <w:t>OTROS ESTUDIOS</w:t>
-      </w:r>
-    </w:p>
-    <w:p>
-      <w:pPr>
-        <w:spacing w:after="0"/>
-        <w:rPr>
-          <w:b/>
-          <w:bCs/>
-          <w:color w:val="000000" w:themeColor="text1"/>
-          <w:lang w:val="es-ES"/>
-        </w:rPr>
-      </w:pPr>
-      <w:r>
-        <w:rPr>
-          <w:b/>
-          <w:bCs/>
-          <w:color w:val="000000" w:themeColor="text1"/>
-        </w:rPr>
-        <w:t>‾‾‾‾‾‾‾‾‾‾‾‾‾‾‾‾‾‾‾‾‾‾‾‾‾‾‾‾‾‾‾‾‾‾‾‾‾‾‾‾‾‾‾‾‾‾‾‾‾‾‾‾‾‾‾‾‾‾‾‾‾‾‾‾‾‾‾‾‾‾‾‾‾‾‾‾‾‾‾‾‾‾‾‾‾‾‾‾‾‾‾‾‾‾‾‾‾</w:t>
-      </w:r>
-    </w:p>
-    <w:p>
-      <w:pPr>
-        <w:jc w:val="both"/>
-      </w:pPr>
-      <w:r>
-        <w:t>{#cursos}</w:t>
-      </w:r>
-    </w:p>
-    <w:p>
-      <w:pPr>
-        <w:jc w:val="both"/>
-        <w:rPr>
-          <w:b/>
-          <w:bCs/>
-        </w:rPr>
-      </w:pPr>
-      <w:r>
-        <w:rPr>
-          <w:b/>
-          <w:bCs/>
-        </w:rPr>
-        <w:t>{nombre}</w:t>
-      </w:r>
-    </w:p>
-    <w:p>
-      <w:pPr>
-        <w:jc w:val="both"/>
-        <w:rPr>
-          <w:b/>
-          <w:bCs/>
-        </w:rPr>
-      </w:pPr>
-      <w:r>
-        <w:rPr>
-          <w:b/>
-          <w:bCs/>
-        </w:rPr>
-        <w:t xml:space="preserve">Organización: </w:t>
-      </w:r>
-      <w:r>
-        <w:rPr>
-          <w:b/>
-          <w:bCs/>
-        </w:rPr>
-        <w:t>{</w:t>
-      </w:r>
-      <w:proofErr w:type="spellStart"/>
-      <w:r>
-        <w:rPr>
-          <w:b/>
-          <w:bCs/>
-        </w:rPr>
-        <w:t>organizacion</w:t>
-      </w:r>
-      <w:proofErr w:type="spellEnd"/>
-      <w:r>
-        <w:rPr>
-          <w:b/>
-          <w:bCs/>
-        </w:rPr>
-        <w:t>}</w:t>
-      </w:r>
-    </w:p>
-    <w:p>
-      <w:pPr>
-        <w:jc w:val="both"/>
-      </w:pPr>
-      <w:r>
-        <w:t>{</w:t>
-      </w:r>
-      <w:r>
-        <w:t>periodo</w:t>
-      </w:r>
-      <w:r>
-        <w:t>}</w:t>
-      </w:r>
-    </w:p>
-    <w:p>
-      <w:pPr>
-        <w:jc w:val="both"/>
-      </w:pPr>
-      <w:r>
-        <w:t xml:space="preserve">Descripción: </w:t>
-      </w:r>
-      <w:r>
-        <w:t>{</w:t>
-      </w:r>
-      <w:proofErr w:type="spellStart"/>
-      <w:r>
-        <w:t>descripcion</w:t>
-      </w:r>
-      <w:proofErr w:type="spellEnd"/>
-      <w:r>
-        <w:t>}</w:t>
-      </w:r>
-    </w:p>
-    <w:p>
-      <w:pPr>
-        <w:jc w:val="both"/>
-      </w:pPr>
-      <w:r>
-        <w:t>Entidad: {entidad}</w:t>
-      </w:r>
-    </w:p>
-    <w:p>
-      <w:pPr>
-        <w:jc w:val="both"/>
-      </w:pPr>
-      <w:r>
-        <w:t>Tiempo de estudios: {</w:t>
-      </w:r>
-      <w:proofErr w:type="spellStart"/>
-      <w:r>
-        <w:t>tiempoEstudio</w:t>
-      </w:r>
-      <w:proofErr w:type="spellEnd"/>
-      <w:r>
-        <w:t>}</w:t>
-      </w:r>
-    </w:p>
-    <w:p>
-      <w:pPr>
-        <w:jc w:val="both"/>
-      </w:pPr>
-      <w:r>
-        <w:t>{/cursos}</w:t>
-      </w:r>
-    </w:p>
-    <w:p>
-      <w:pPr>
         <w:jc w:val="both"/>
       </w:pPr>
       <w:r>

--- a/src/assets/PlantillaUno.docx
+++ b/src/assets/PlantillaUno.docx
@@ -1458,7 +1458,6 @@
     </w:p>
     <w:p>
       <w:pPr>
-        <w:jc w:val="both"/>
         <w:rPr>
           <w:lang w:val="es-ES"/>
         </w:rPr>

--- a/src/assets/PlantillaUno.docx
+++ b/src/assets/PlantillaUno.docx
@@ -795,16 +795,11 @@
               </w:rPr>
             </w:pPr>
             <w:r>
-              <w:t>{#conocimiento</w:t>
-            </w:r>
-            <w:proofErr w:type="gramStart"/>
-            <w:r>
-              <w:t>2}</w:t>
+              <w:t>{#conocimiento2}</w:t>
             </w:r>
             <w:r>
               <w:t>•</w:t>
             </w:r>
-            <w:proofErr w:type="gramEnd"/>
             <w:r>
               <w:t>{conocimiento</w:t>
             </w:r>
@@ -831,16 +826,11 @@
               </w:rPr>
             </w:pPr>
             <w:r>
-              <w:t>{#conocimiento</w:t>
-            </w:r>
-            <w:proofErr w:type="gramStart"/>
-            <w:r>
-              <w:t>3}</w:t>
+              <w:t>{#conocimiento3}</w:t>
             </w:r>
             <w:r>
               <w:t>•</w:t>
             </w:r>
-            <w:proofErr w:type="gramEnd"/>
             <w:r>
               <w:t>{conocimiento</w:t>
             </w:r>
@@ -867,16 +857,11 @@
               </w:rPr>
             </w:pPr>
             <w:r>
-              <w:t>{#conocimiento</w:t>
-            </w:r>
-            <w:proofErr w:type="gramStart"/>
-            <w:r>
-              <w:t>4}</w:t>
+              <w:t>{#conocimiento4}</w:t>
             </w:r>
             <w:r>
               <w:t>•</w:t>
             </w:r>
-            <w:proofErr w:type="gramEnd"/>
             <w:r>
               <w:t>{conocimiento</w:t>
             </w:r>
@@ -1034,18 +1019,10 @@
               </w:rPr>
             </w:pPr>
             <w:r>
+              <w:t>{#habilidades}</w:t>
+            </w:r>
+            <w:r>
               <w:t>{#</w:t>
-            </w:r>
-            <w:proofErr w:type="gramStart"/>
-            <w:r>
-              <w:t>habilidades}</w:t>
-            </w:r>
-            <w:r>
-              <w:t>{</w:t>
-            </w:r>
-            <w:proofErr w:type="gramEnd"/>
-            <w:r>
-              <w:t>#</w:t>
             </w:r>
             <w:r>
               <w:t>skill</w:t>
@@ -1093,14 +1070,12 @@
             <w:r>
               <w:t>skill</w:t>
             </w:r>
-            <w:proofErr w:type="gramStart"/>
             <w:r>
               <w:t>2}</w:t>
             </w:r>
             <w:r>
               <w:t>•</w:t>
             </w:r>
-            <w:proofErr w:type="gramEnd"/>
             <w:r>
               <w:t>{</w:t>
             </w:r>
@@ -1138,14 +1113,12 @@
             <w:r>
               <w:t>skill</w:t>
             </w:r>
-            <w:proofErr w:type="gramStart"/>
             <w:r>
               <w:t>3}</w:t>
             </w:r>
             <w:r>
               <w:t>•</w:t>
             </w:r>
-            <w:proofErr w:type="gramEnd"/>
             <w:r>
               <w:t>{</w:t>
             </w:r>
@@ -1183,14 +1156,12 @@
             <w:r>
               <w:t>skill</w:t>
             </w:r>
-            <w:proofErr w:type="gramStart"/>
             <w:r>
               <w:t>4}</w:t>
             </w:r>
             <w:r>
               <w:t>•</w:t>
             </w:r>
-            <w:proofErr w:type="gramEnd"/>
             <w:r>
               <w:t>{</w:t>
             </w:r>
@@ -1458,6 +1429,7 @@
     </w:p>
     <w:p>
       <w:pPr>
+        <w:jc w:val="both"/>
         <w:rPr>
           <w:lang w:val="es-ES"/>
         </w:rPr>

--- a/src/assets/PlantillaUno.docx
+++ b/src/assets/PlantillaUno.docx
@@ -76,21 +76,12 @@
           </wp:anchor>
         </w:drawing>
       </w:r>
-      <w:proofErr w:type="spellStart"/>
       <w:r>
         <w:rPr>
           <w:color w:val="45B0E1" w:themeColor="accent1" w:themeTint="99"/>
           <w:lang w:val="es-ES"/>
         </w:rPr>
-        <w:t>Curriculum</w:t>
-      </w:r>
-      <w:proofErr w:type="spellEnd"/>
-      <w:r>
-        <w:rPr>
-          <w:color w:val="45B0E1" w:themeColor="accent1" w:themeTint="99"/>
-          <w:lang w:val="es-ES"/>
-        </w:rPr>
-        <w:t xml:space="preserve"> Vitae</w:t>
+        <w:t>Curriculum Vitae</w:t>
       </w:r>
     </w:p>
     <w:p>
@@ -107,19 +98,11 @@
           <w:lang w:val="es-ES"/>
         </w:rPr>
       </w:pPr>
-      <w:proofErr w:type="spellStart"/>
-      <w:r>
-        <w:rPr>
-          <w:lang w:val="es-ES"/>
-        </w:rPr>
-        <w:t>Curriculum</w:t>
-      </w:r>
-      <w:proofErr w:type="spellEnd"/>
-      <w:r>
-        <w:rPr>
-          <w:lang w:val="es-ES"/>
-        </w:rPr>
-        <w:t xml:space="preserve"> Vitae</w:t>
+      <w:r>
+        <w:rPr>
+          <w:lang w:val="es-ES"/>
+        </w:rPr>
+        <w:t>Curriculum Vitae</w:t>
       </w:r>
     </w:p>
     <w:p>
@@ -192,7 +175,6 @@
         </w:rPr>
         <w:t>{</w:t>
       </w:r>
-      <w:proofErr w:type="spellStart"/>
       <w:r>
         <w:rPr>
           <w:b/>
@@ -209,7 +191,6 @@
         </w:rPr>
         <w:t>tNom</w:t>
       </w:r>
-      <w:proofErr w:type="spellEnd"/>
       <w:r>
         <w:rPr>
           <w:b/>
@@ -246,7 +227,6 @@
         </w:rPr>
         <w:t>{</w:t>
       </w:r>
-      <w:proofErr w:type="spellStart"/>
       <w:r>
         <w:rPr>
           <w:b/>
@@ -255,7 +235,6 @@
         </w:rPr>
         <w:t>EtNa</w:t>
       </w:r>
-      <w:proofErr w:type="spellEnd"/>
       <w:r>
         <w:rPr>
           <w:b/>
@@ -349,25 +328,7 @@
           <w:bCs/>
           <w:lang w:val="es-ES"/>
         </w:rPr>
-        <w:t>{/</w:t>
-      </w:r>
-      <w:proofErr w:type="spellStart"/>
-      <w:r>
-        <w:rPr>
-          <w:b/>
-          <w:bCs/>
-          <w:lang w:val="es-ES"/>
-        </w:rPr>
-        <w:t>EtId</w:t>
-      </w:r>
-      <w:proofErr w:type="spellEnd"/>
-      <w:r>
-        <w:rPr>
-          <w:b/>
-          <w:bCs/>
-          <w:lang w:val="es-ES"/>
-        </w:rPr>
-        <w:t>}</w:t>
+        <w:t>{/EtId}</w:t>
       </w:r>
     </w:p>
     <w:p>
@@ -394,7 +355,6 @@
         </w:rPr>
         <w:t>{</w:t>
       </w:r>
-      <w:proofErr w:type="spellStart"/>
       <w:r>
         <w:rPr>
           <w:b/>
@@ -403,7 +363,6 @@
         </w:rPr>
         <w:t>EtRe</w:t>
       </w:r>
-      <w:proofErr w:type="spellEnd"/>
       <w:r>
         <w:rPr>
           <w:b/>
@@ -434,7 +393,6 @@
         </w:rPr>
         <w:t>{</w:t>
       </w:r>
-      <w:proofErr w:type="spellStart"/>
       <w:r>
         <w:rPr>
           <w:b/>
@@ -444,7 +402,6 @@
         </w:rPr>
         <w:t>EtEd</w:t>
       </w:r>
-      <w:proofErr w:type="spellEnd"/>
       <w:r>
         <w:rPr>
           <w:b/>
@@ -581,54 +538,35 @@
           <w:bCs/>
           <w:lang w:val="es-ES"/>
         </w:rPr>
+        <w:t xml:space="preserve"> {fechaIni}</w:t>
+      </w:r>
+    </w:p>
+    <w:p>
+      <w:pPr>
+        <w:jc w:val="both"/>
+        <w:rPr>
+          <w:b/>
+          <w:bCs/>
+          <w:lang w:val="es-ES"/>
+        </w:rPr>
+      </w:pPr>
+      <w:r>
+        <w:t>Generación</w:t>
+      </w:r>
+      <w:r>
+        <w:rPr>
+          <w:lang w:val="es-ES"/>
+        </w:rPr>
+        <w:t>:</w:t>
+      </w:r>
+      <w:r>
+        <w:rPr>
+          <w:b/>
+          <w:bCs/>
+          <w:lang w:val="es-ES"/>
+        </w:rPr>
         <w:t xml:space="preserve"> {</w:t>
       </w:r>
-      <w:proofErr w:type="spellStart"/>
-      <w:r>
-        <w:rPr>
-          <w:b/>
-          <w:bCs/>
-          <w:lang w:val="es-ES"/>
-        </w:rPr>
-        <w:t>fechaIni</w:t>
-      </w:r>
-      <w:proofErr w:type="spellEnd"/>
-      <w:r>
-        <w:rPr>
-          <w:b/>
-          <w:bCs/>
-          <w:lang w:val="es-ES"/>
-        </w:rPr>
-        <w:t>}</w:t>
-      </w:r>
-    </w:p>
-    <w:p>
-      <w:pPr>
-        <w:jc w:val="both"/>
-        <w:rPr>
-          <w:b/>
-          <w:bCs/>
-          <w:lang w:val="es-ES"/>
-        </w:rPr>
-      </w:pPr>
-      <w:r>
-        <w:t>Generación</w:t>
-      </w:r>
-      <w:r>
-        <w:rPr>
-          <w:lang w:val="es-ES"/>
-        </w:rPr>
-        <w:t>:</w:t>
-      </w:r>
-      <w:r>
-        <w:rPr>
-          <w:b/>
-          <w:bCs/>
-          <w:lang w:val="es-ES"/>
-        </w:rPr>
-        <w:t xml:space="preserve"> {</w:t>
-      </w:r>
-      <w:proofErr w:type="spellStart"/>
       <w:r>
         <w:rPr>
           <w:b/>
@@ -637,7 +575,6 @@
         </w:rPr>
         <w:t>generacion</w:t>
       </w:r>
-      <w:proofErr w:type="spellEnd"/>
       <w:r>
         <w:rPr>
           <w:b/>
@@ -896,14 +833,12 @@
         </w:rPr>
         <w:t>{/</w:t>
       </w:r>
-      <w:proofErr w:type="spellStart"/>
       <w:r>
         <w:rPr>
           <w:color w:val="000000" w:themeColor="text1"/>
         </w:rPr>
         <w:t>tieneConocimientos</w:t>
       </w:r>
-      <w:proofErr w:type="spellEnd"/>
       <w:r>
         <w:rPr>
           <w:color w:val="000000" w:themeColor="text1"/>
@@ -926,14 +861,12 @@
         </w:rPr>
         <w:t>{#</w:t>
       </w:r>
-      <w:proofErr w:type="spellStart"/>
       <w:r>
         <w:rPr>
           <w:color w:val="000000" w:themeColor="text1"/>
         </w:rPr>
         <w:t>tieneSkills</w:t>
       </w:r>
-      <w:proofErr w:type="spellEnd"/>
       <w:r>
         <w:rPr>
           <w:color w:val="000000" w:themeColor="text1"/>
@@ -1208,14 +1141,12 @@
         </w:rPr>
         <w:t>{/</w:t>
       </w:r>
-      <w:proofErr w:type="spellStart"/>
       <w:r>
         <w:rPr>
           <w:lang w:val="es-ES"/>
         </w:rPr>
         <w:t>tieneSkills</w:t>
       </w:r>
-      <w:proofErr w:type="spellEnd"/>
       <w:r>
         <w:rPr>
           <w:color w:val="000000" w:themeColor="text1"/>
@@ -1381,47 +1312,94 @@
     </w:p>
     <w:p>
       <w:pPr>
+        <w:spacing w:after="240"/>
+        <w:jc w:val="both"/>
+        <w:rPr>
+          <w:b/>
+          <w:bCs/>
+          <w:lang w:val="es-ES"/>
+        </w:rPr>
+      </w:pPr>
+      <w:r>
+        <w:rPr>
+          <w:lang w:val="es-ES"/>
+        </w:rPr>
+        <w:lastRenderedPageBreak/>
+        <w:t>Fecha</w:t>
+      </w:r>
+      <w:r>
+        <w:rPr>
+          <w:lang w:val="es-ES"/>
+        </w:rPr>
+        <w:t>:</w:t>
+      </w:r>
+      <w:r>
+        <w:rPr>
+          <w:b/>
+          <w:bCs/>
+          <w:lang w:val="es-ES"/>
+        </w:rPr>
+        <w:t xml:space="preserve"> {</w:t>
+      </w:r>
+      <w:r>
+        <w:rPr>
+          <w:b/>
+          <w:bCs/>
+          <w:lang w:val="es-ES"/>
+        </w:rPr>
+        <w:t>periodo</w:t>
+      </w:r>
+      <w:r>
+        <w:rPr>
+          <w:b/>
+          <w:bCs/>
+          <w:lang w:val="es-ES"/>
+        </w:rPr>
+        <w:t>}</w:t>
+      </w:r>
+    </w:p>
+    <w:p>
+      <w:pPr>
+        <w:ind w:left="708"/>
+        <w:rPr>
+          <w:lang w:val="es-ES"/>
+        </w:rPr>
+      </w:pPr>
+      <w:r>
+        <w:rPr>
+          <w:lang w:val="es-ES"/>
+        </w:rPr>
+        <w:t>{</w:t>
+      </w:r>
+      <w:r>
+        <w:t>descripcion</w:t>
+      </w:r>
+      <w:r>
+        <w:rPr>
+          <w:lang w:val="es-ES"/>
+        </w:rPr>
+        <w:t>}</w:t>
+      </w:r>
+    </w:p>
+    <w:p>
+      <w:pPr>
         <w:spacing w:after="0"/>
         <w:jc w:val="both"/>
         <w:rPr>
-          <w:b/>
-          <w:bCs/>
-          <w:lang w:val="es-ES"/>
-        </w:rPr>
-      </w:pPr>
-      <w:r>
-        <w:rPr>
-          <w:lang w:val="es-ES"/>
-        </w:rPr>
-        <w:lastRenderedPageBreak/>
-        <w:t>Fecha</w:t>
-      </w:r>
-      <w:r>
-        <w:rPr>
-          <w:lang w:val="es-ES"/>
-        </w:rPr>
-        <w:t>:</w:t>
-      </w:r>
-      <w:r>
-        <w:rPr>
-          <w:b/>
-          <w:bCs/>
-          <w:lang w:val="es-ES"/>
-        </w:rPr>
-        <w:t xml:space="preserve"> {</w:t>
-      </w:r>
-      <w:r>
-        <w:rPr>
-          <w:b/>
-          <w:bCs/>
-          <w:lang w:val="es-ES"/>
-        </w:rPr>
-        <w:t>periodo</w:t>
-      </w:r>
-      <w:r>
-        <w:rPr>
-          <w:b/>
-          <w:bCs/>
+          <w:lang w:val="es-ES"/>
+        </w:rPr>
+      </w:pPr>
+      <w:r>
+        <w:rPr>
+          <w:lang w:val="es-ES"/>
+        </w:rPr>
+        <w:t>{/</w:t>
+      </w:r>
+      <w:r>
+        <w:t>experiencias</w:t>
+      </w:r>
+      <w:r>
+        <w:rPr>
           <w:lang w:val="es-ES"/>
         </w:rPr>
         <w:t>}</w:t>
@@ -1438,104 +1416,72 @@
         <w:rPr>
           <w:lang w:val="es-ES"/>
         </w:rPr>
-        <w:t>{</w:t>
-      </w:r>
-      <w:proofErr w:type="spellStart"/>
-      <w:r>
-        <w:t>descripcion</w:t>
-      </w:r>
-      <w:proofErr w:type="spellEnd"/>
-      <w:r>
-        <w:rPr>
-          <w:lang w:val="es-ES"/>
-        </w:rPr>
-        <w:t>}</w:t>
+        <w:t>{#tieneCursos}</w:t>
+      </w:r>
+    </w:p>
+    <w:p>
+      <w:pPr>
+        <w:spacing w:after="0"/>
+        <w:rPr>
+          <w:b/>
+          <w:bCs/>
+          <w:color w:val="0070C0"/>
+          <w:lang w:val="es-ES"/>
+        </w:rPr>
+      </w:pPr>
+      <w:r>
+        <w:rPr>
+          <w:b/>
+          <w:bCs/>
+          <w:color w:val="0070C0"/>
+          <w:lang w:val="es-ES"/>
+        </w:rPr>
+        <w:t>OTROS ESTUDIOS</w:t>
+      </w:r>
+    </w:p>
+    <w:p>
+      <w:pPr>
+        <w:spacing w:after="0"/>
+        <w:rPr>
+          <w:b/>
+          <w:bCs/>
+          <w:color w:val="000000" w:themeColor="text1"/>
+          <w:lang w:val="es-ES"/>
+        </w:rPr>
+      </w:pPr>
+      <w:r>
+        <w:rPr>
+          <w:b/>
+          <w:bCs/>
+          <w:color w:val="000000" w:themeColor="text1"/>
+        </w:rPr>
+        <w:t>‾‾‾‾‾‾‾‾‾‾‾‾‾‾‾‾‾‾‾‾‾‾‾‾‾‾‾‾‾‾‾‾‾‾‾‾‾‾‾‾‾‾‾‾‾‾‾‾‾‾‾‾‾‾‾‾‾‾‾‾‾‾‾‾‾‾‾‾‾‾‾‾‾‾‾‾‾‾‾‾‾‾‾‾‾‾‾‾‾‾‾‾‾‾‾‾‾</w:t>
       </w:r>
     </w:p>
     <w:p>
       <w:pPr>
         <w:spacing w:after="0"/>
         <w:jc w:val="both"/>
-        <w:rPr>
-          <w:lang w:val="es-ES"/>
-        </w:rPr>
-      </w:pPr>
-      <w:r>
-        <w:rPr>
-          <w:lang w:val="es-ES"/>
-        </w:rPr>
-        <w:t>{/</w:t>
-      </w:r>
-      <w:r>
-        <w:t>experiencias</w:t>
-      </w:r>
-      <w:r>
-        <w:rPr>
-          <w:lang w:val="es-ES"/>
-        </w:rPr>
-        <w:t>}</w:t>
-      </w:r>
-    </w:p>
-    <w:p>
-      <w:pPr>
-        <w:jc w:val="both"/>
-        <w:rPr>
-          <w:lang w:val="es-ES"/>
-        </w:rPr>
-      </w:pPr>
-      <w:r>
-        <w:rPr>
-          <w:lang w:val="es-ES"/>
-        </w:rPr>
-        <w:t>{#tieneCursos}</w:t>
-      </w:r>
-    </w:p>
-    <w:p>
-      <w:pPr>
-        <w:spacing w:after="0"/>
-        <w:rPr>
-          <w:b/>
-          <w:bCs/>
-          <w:color w:val="0070C0"/>
-          <w:lang w:val="es-ES"/>
-        </w:rPr>
-      </w:pPr>
-      <w:r>
-        <w:rPr>
-          <w:b/>
-          <w:bCs/>
-          <w:color w:val="0070C0"/>
-          <w:lang w:val="es-ES"/>
-        </w:rPr>
-        <w:t>OTROS ESTUDIOS</w:t>
-      </w:r>
-    </w:p>
-    <w:p>
-      <w:pPr>
-        <w:spacing w:after="0"/>
-        <w:rPr>
-          <w:b/>
-          <w:bCs/>
-          <w:color w:val="000000" w:themeColor="text1"/>
-          <w:lang w:val="es-ES"/>
-        </w:rPr>
-      </w:pPr>
-      <w:r>
-        <w:rPr>
-          <w:b/>
-          <w:bCs/>
-          <w:color w:val="000000" w:themeColor="text1"/>
-        </w:rPr>
-        <w:t>‾‾‾‾‾‾‾‾‾‾‾‾‾‾‾‾‾‾‾‾‾‾‾‾‾‾‾‾‾‾‾‾‾‾‾‾‾‾‾‾‾‾‾‾‾‾‾‾‾‾‾‾‾‾‾‾‾‾‾‾‾‾‾‾‾‾‾‾‾‾‾‾‾‾‾‾‾‾‾‾‾‾‾‾‾‾‾‾‾‾‾‾‾‾‾‾‾</w:t>
+      </w:pPr>
+      <w:r>
+        <w:t>{#cursos}</w:t>
       </w:r>
     </w:p>
     <w:p>
       <w:pPr>
         <w:spacing w:after="0"/>
         <w:jc w:val="both"/>
-      </w:pPr>
-      <w:r>
-        <w:t>{#cursos}</w:t>
+        <w:rPr>
+          <w:b/>
+          <w:bCs/>
+        </w:rPr>
+      </w:pPr>
+      <w:r>
+        <w:rPr>
+          <w:b/>
+          <w:bCs/>
+        </w:rPr>
+        <w:t>{nombre}</w:t>
       </w:r>
     </w:p>
     <w:p>
@@ -1552,46 +1498,28 @@
           <w:b/>
           <w:bCs/>
         </w:rPr>
-        <w:t>{nombre}</w:t>
+        <w:t xml:space="preserve">Organización: </w:t>
+      </w:r>
+      <w:r>
+        <w:rPr>
+          <w:b/>
+          <w:bCs/>
+        </w:rPr>
+        <w:t>{organizacion}</w:t>
       </w:r>
     </w:p>
     <w:p>
       <w:pPr>
         <w:spacing w:after="0"/>
         <w:jc w:val="both"/>
-        <w:rPr>
-          <w:b/>
-          <w:bCs/>
-        </w:rPr>
-      </w:pPr>
-      <w:r>
-        <w:rPr>
-          <w:b/>
-          <w:bCs/>
-        </w:rPr>
-        <w:t xml:space="preserve">Organización: </w:t>
-      </w:r>
-      <w:r>
-        <w:rPr>
-          <w:b/>
-          <w:bCs/>
-        </w:rPr>
+      </w:pPr>
+      <w:r>
         <w:t>{</w:t>
       </w:r>
-      <w:proofErr w:type="spellStart"/>
-      <w:r>
-        <w:rPr>
-          <w:b/>
-          <w:bCs/>
-        </w:rPr>
-        <w:t>organizacion</w:t>
-      </w:r>
-      <w:proofErr w:type="spellEnd"/>
-      <w:r>
-        <w:rPr>
-          <w:b/>
-          <w:bCs/>
-        </w:rPr>
+      <w:r>
+        <w:t>periodo</w:t>
+      </w:r>
+      <w:r>
         <w:t>}</w:t>
       </w:r>
     </w:p>
@@ -1601,13 +1529,10 @@
         <w:jc w:val="both"/>
       </w:pPr>
       <w:r>
-        <w:t>{</w:t>
-      </w:r>
-      <w:r>
-        <w:t>periodo</w:t>
-      </w:r>
-      <w:r>
-        <w:t>}</w:t>
+        <w:t xml:space="preserve">Descripción: </w:t>
+      </w:r>
+      <w:r>
+        <w:t>{descripcion}</w:t>
       </w:r>
     </w:p>
     <w:p>
@@ -1616,16 +1541,19 @@
         <w:jc w:val="both"/>
       </w:pPr>
       <w:r>
-        <w:t xml:space="preserve">Descripción: </w:t>
-      </w:r>
-      <w:r>
-        <w:t>{</w:t>
-      </w:r>
-      <w:proofErr w:type="spellStart"/>
-      <w:r>
-        <w:t>descripcion</w:t>
-      </w:r>
-      <w:proofErr w:type="spellEnd"/>
+        <w:t>Entidad: {entidad}</w:t>
+      </w:r>
+    </w:p>
+    <w:p>
+      <w:pPr>
+        <w:jc w:val="both"/>
+      </w:pPr>
+      <w:r>
+        <w:t>Tiempo de estudios: {</w:t>
+      </w:r>
+      <w:r>
+        <w:t>tiempoEstudio</w:t>
+      </w:r>
       <w:r>
         <w:t>}</w:t>
       </w:r>
@@ -1636,23 +1564,7 @@
         <w:jc w:val="both"/>
       </w:pPr>
       <w:r>
-        <w:t>Entidad: {entidad}</w:t>
-      </w:r>
-    </w:p>
-    <w:p>
-      <w:pPr>
-        <w:jc w:val="both"/>
-      </w:pPr>
-      <w:r>
-        <w:t>Tiempo de estudios: {</w:t>
-      </w:r>
-      <w:proofErr w:type="spellStart"/>
-      <w:r>
-        <w:t>tiempoEstudio</w:t>
-      </w:r>
-      <w:proofErr w:type="spellEnd"/>
-      <w:r>
-        <w:t>}</w:t>
+        <w:t>{/cursos}</w:t>
       </w:r>
     </w:p>
     <w:p>
@@ -1661,101 +1573,76 @@
         <w:jc w:val="both"/>
       </w:pPr>
       <w:r>
-        <w:t>{/cursos}</w:t>
+        <w:t>{/tieneCursos}</w:t>
+      </w:r>
+    </w:p>
+    <w:p>
+      <w:pPr>
+        <w:jc w:val="both"/>
+        <w:rPr>
+          <w:lang w:val="es-ES"/>
+        </w:rPr>
+      </w:pPr>
+      <w:r>
+        <w:rPr>
+          <w:lang w:val="es-ES"/>
+        </w:rPr>
+        <w:t>{#tieneComentarios}</w:t>
       </w:r>
     </w:p>
     <w:p>
       <w:pPr>
         <w:spacing w:after="0"/>
+        <w:rPr>
+          <w:b/>
+          <w:bCs/>
+          <w:color w:val="0070C0"/>
+          <w:lang w:val="es-ES"/>
+        </w:rPr>
+      </w:pPr>
+      <w:r>
+        <w:rPr>
+          <w:b/>
+          <w:bCs/>
+          <w:color w:val="0070C0"/>
+          <w:lang w:val="es-ES"/>
+        </w:rPr>
+        <w:t>NOTAS O COMENTARIOS</w:t>
+      </w:r>
+    </w:p>
+    <w:p>
+      <w:pPr>
+        <w:spacing w:after="0"/>
+        <w:rPr>
+          <w:b/>
+          <w:bCs/>
+          <w:color w:val="000000" w:themeColor="text1"/>
+          <w:lang w:val="es-ES"/>
+        </w:rPr>
+      </w:pPr>
+      <w:r>
+        <w:rPr>
+          <w:b/>
+          <w:bCs/>
+          <w:color w:val="000000" w:themeColor="text1"/>
+        </w:rPr>
+        <w:t>‾‾‾‾‾‾‾‾‾‾‾‾‾‾‾‾‾‾‾‾‾‾‾‾‾‾‾‾‾‾‾‾‾‾‾‾‾‾‾‾‾‾‾‾‾‾‾‾‾‾‾‾‾‾‾‾‾‾‾‾‾‾‾‾‾‾‾‾‾‾‾‾‾‾‾‾‾‾‾‾‾‾‾‾‾‾‾‾‾‾‾‾‾‾‾‾‾</w:t>
+      </w:r>
+    </w:p>
+    <w:p>
+      <w:pPr>
         <w:jc w:val="both"/>
       </w:pPr>
       <w:r>
-        <w:t>{/</w:t>
-      </w:r>
-      <w:proofErr w:type="spellStart"/>
-      <w:r>
-        <w:t>tieneCursos</w:t>
-      </w:r>
-      <w:proofErr w:type="spellEnd"/>
-      <w:r>
-        <w:t>}</w:t>
+        <w:t>{comentarios}</w:t>
       </w:r>
     </w:p>
     <w:p>
       <w:pPr>
         <w:jc w:val="both"/>
-        <w:rPr>
-          <w:lang w:val="es-ES"/>
-        </w:rPr>
-      </w:pPr>
-      <w:r>
-        <w:rPr>
-          <w:lang w:val="es-ES"/>
-        </w:rPr>
-        <w:t>{#tieneComentarios}</w:t>
-      </w:r>
-    </w:p>
-    <w:p>
-      <w:pPr>
-        <w:spacing w:after="0"/>
-        <w:rPr>
-          <w:b/>
-          <w:bCs/>
-          <w:color w:val="0070C0"/>
-          <w:lang w:val="es-ES"/>
-        </w:rPr>
-      </w:pPr>
-      <w:r>
-        <w:rPr>
-          <w:b/>
-          <w:bCs/>
-          <w:color w:val="0070C0"/>
-          <w:lang w:val="es-ES"/>
-        </w:rPr>
-        <w:t>NOTAS O COMENTARIOS</w:t>
-      </w:r>
-    </w:p>
-    <w:p>
-      <w:pPr>
-        <w:spacing w:after="0"/>
-        <w:rPr>
-          <w:b/>
-          <w:bCs/>
-          <w:color w:val="000000" w:themeColor="text1"/>
-          <w:lang w:val="es-ES"/>
-        </w:rPr>
-      </w:pPr>
-      <w:r>
-        <w:rPr>
-          <w:b/>
-          <w:bCs/>
-          <w:color w:val="000000" w:themeColor="text1"/>
-        </w:rPr>
-        <w:t>‾‾‾‾‾‾‾‾‾‾‾‾‾‾‾‾‾‾‾‾‾‾‾‾‾‾‾‾‾‾‾‾‾‾‾‾‾‾‾‾‾‾‾‾‾‾‾‾‾‾‾‾‾‾‾‾‾‾‾‾‾‾‾‾‾‾‾‾‾‾‾‾‾‾‾‾‾‾‾‾‾‾‾‾‾‾‾‾‾‾‾‾‾‾‾‾‾</w:t>
-      </w:r>
-    </w:p>
-    <w:p>
-      <w:pPr>
-        <w:jc w:val="both"/>
-      </w:pPr>
-      <w:r>
-        <w:t>{comentarios}</w:t>
-      </w:r>
-    </w:p>
-    <w:p>
-      <w:pPr>
-        <w:jc w:val="both"/>
-      </w:pPr>
-      <w:r>
-        <w:t>{/</w:t>
-      </w:r>
-      <w:proofErr w:type="spellStart"/>
-      <w:r>
-        <w:t>tieneComentarios</w:t>
-      </w:r>
-      <w:proofErr w:type="spellEnd"/>
-      <w:r>
-        <w:t>}</w:t>
+      </w:pPr>
+      <w:r>
+        <w:t>{/tieneComentarios}</w:t>
       </w:r>
     </w:p>
     <w:sectPr>

--- a/src/assets/PlantillaUno.docx
+++ b/src/assets/PlantillaUno.docx
@@ -76,12 +76,21 @@
           </wp:anchor>
         </w:drawing>
       </w:r>
+      <w:proofErr w:type="spellStart"/>
       <w:r>
         <w:rPr>
           <w:color w:val="45B0E1" w:themeColor="accent1" w:themeTint="99"/>
           <w:lang w:val="es-ES"/>
         </w:rPr>
-        <w:t>Curriculum Vitae</w:t>
+        <w:t>Curriculum</w:t>
+      </w:r>
+      <w:proofErr w:type="spellEnd"/>
+      <w:r>
+        <w:rPr>
+          <w:color w:val="45B0E1" w:themeColor="accent1" w:themeTint="99"/>
+          <w:lang w:val="es-ES"/>
+        </w:rPr>
+        <w:t xml:space="preserve"> Vitae</w:t>
       </w:r>
     </w:p>
     <w:p>
@@ -98,11 +107,19 @@
           <w:lang w:val="es-ES"/>
         </w:rPr>
       </w:pPr>
-      <w:r>
-        <w:rPr>
-          <w:lang w:val="es-ES"/>
-        </w:rPr>
-        <w:t>Curriculum Vitae</w:t>
+      <w:proofErr w:type="spellStart"/>
+      <w:r>
+        <w:rPr>
+          <w:lang w:val="es-ES"/>
+        </w:rPr>
+        <w:t>Curriculum</w:t>
+      </w:r>
+      <w:proofErr w:type="spellEnd"/>
+      <w:r>
+        <w:rPr>
+          <w:lang w:val="es-ES"/>
+        </w:rPr>
+        <w:t xml:space="preserve"> Vitae</w:t>
       </w:r>
     </w:p>
     <w:p>
@@ -175,6 +192,7 @@
         </w:rPr>
         <w:t>{</w:t>
       </w:r>
+      <w:proofErr w:type="spellStart"/>
       <w:r>
         <w:rPr>
           <w:b/>
@@ -191,6 +209,7 @@
         </w:rPr>
         <w:t>tNom</w:t>
       </w:r>
+      <w:proofErr w:type="spellEnd"/>
       <w:r>
         <w:rPr>
           <w:b/>
@@ -207,34 +226,31 @@
         <w:rPr>
           <w:b/>
           <w:bCs/>
-          <w:lang w:val="es-ES"/>
-        </w:rPr>
-      </w:pPr>
-      <w:r>
-        <w:t>Nacionalidad:</w:t>
-      </w:r>
-      <w:r>
-        <w:rPr>
-          <w:lang w:val="es-ES"/>
-        </w:rPr>
-        <w:t xml:space="preserve"> </w:t>
-      </w:r>
-      <w:r>
-        <w:rPr>
-          <w:b/>
-          <w:bCs/>
-          <w:lang w:val="es-ES"/>
-        </w:rPr>
-        <w:t>{</w:t>
-      </w:r>
-      <w:r>
-        <w:rPr>
-          <w:b/>
-          <w:bCs/>
-          <w:lang w:val="es-ES"/>
-        </w:rPr>
-        <w:t>EtNa</w:t>
-      </w:r>
+        </w:rPr>
+      </w:pPr>
+      <w:r>
+        <w:rPr>
+          <w:lang w:val="es-ES"/>
+        </w:rPr>
+        <w:t>Años de experiencia profesional:</w:t>
+      </w:r>
+      <w:r>
+        <w:rPr>
+          <w:b/>
+          <w:bCs/>
+          <w:lang w:val="es-ES"/>
+        </w:rPr>
+        <w:t xml:space="preserve"> {</w:t>
+      </w:r>
+      <w:proofErr w:type="spellStart"/>
+      <w:r>
+        <w:rPr>
+          <w:b/>
+          <w:bCs/>
+        </w:rPr>
+        <w:t>EtTiempoExp</w:t>
+      </w:r>
+      <w:proofErr w:type="spellEnd"/>
       <w:r>
         <w:rPr>
           <w:b/>
@@ -255,10 +271,7 @@
         </w:rPr>
       </w:pPr>
       <w:r>
-        <w:rPr>
-          <w:lang w:val="es-ES"/>
-        </w:rPr>
-        <w:t>Idiomas:</w:t>
+        <w:t>Nacionalidad:</w:t>
       </w:r>
       <w:r>
         <w:rPr>
@@ -274,22 +287,16 @@
         </w:rPr>
         <w:t>{</w:t>
       </w:r>
-      <w:r>
-        <w:rPr>
-          <w:b/>
-          <w:bCs/>
-          <w:lang w:val="es-ES"/>
-        </w:rPr>
-        <w:t>#</w:t>
-      </w:r>
-      <w:r>
-        <w:rPr>
-          <w:b/>
-          <w:bCs/>
-          <w:lang w:val="es-ES"/>
-        </w:rPr>
-        <w:t>EtId</w:t>
-      </w:r>
+      <w:proofErr w:type="spellStart"/>
+      <w:r>
+        <w:rPr>
+          <w:b/>
+          <w:bCs/>
+          <w:lang w:val="es-ES"/>
+        </w:rPr>
+        <w:t>EtNa</w:t>
+      </w:r>
+      <w:proofErr w:type="spellEnd"/>
       <w:r>
         <w:rPr>
           <w:b/>
@@ -297,38 +304,6 @@
           <w:lang w:val="es-ES"/>
         </w:rPr>
         <w:t>}</w:t>
-      </w:r>
-      <w:r>
-        <w:rPr>
-          <w:b/>
-          <w:bCs/>
-          <w:lang w:val="es-ES"/>
-        </w:rPr>
-        <w:t xml:space="preserve"> </w:t>
-      </w:r>
-      <w:r>
-        <w:rPr>
-          <w:b/>
-          <w:bCs/>
-          <w:lang w:val="es-ES"/>
-        </w:rPr>
-        <w:t>{idioma} – {nivel}</w:t>
-      </w:r>
-      <w:r>
-        <w:rPr>
-          <w:b/>
-          <w:bCs/>
-          <w:lang w:val="es-ES"/>
-        </w:rPr>
-        <w:t xml:space="preserve"> </w:t>
-      </w:r>
-      <w:r>
-        <w:rPr>
-          <w:b/>
-          <w:bCs/>
-          <w:lang w:val="es-ES"/>
-        </w:rPr>
-        <w:t>{/EtId}</w:t>
       </w:r>
     </w:p>
     <w:p>
@@ -342,10 +317,16 @@
         </w:rPr>
       </w:pPr>
       <w:r>
-        <w:t>Residencia actual</w:t>
-      </w:r>
-      <w:r>
-        <w:t xml:space="preserve">: </w:t>
+        <w:rPr>
+          <w:lang w:val="es-ES"/>
+        </w:rPr>
+        <w:t>Idiomas:</w:t>
+      </w:r>
+      <w:r>
+        <w:rPr>
+          <w:lang w:val="es-ES"/>
+        </w:rPr>
+        <w:t xml:space="preserve"> </w:t>
       </w:r>
       <w:r>
         <w:rPr>
@@ -361,7 +342,15 @@
           <w:bCs/>
           <w:lang w:val="es-ES"/>
         </w:rPr>
-        <w:t>EtRe</w:t>
+        <w:t>#</w:t>
+      </w:r>
+      <w:r>
+        <w:rPr>
+          <w:b/>
+          <w:bCs/>
+          <w:lang w:val="es-ES"/>
+        </w:rPr>
+        <w:t>EtId</w:t>
       </w:r>
       <w:r>
         <w:rPr>
@@ -371,18 +360,12 @@
         </w:rPr>
         <w:t>}</w:t>
       </w:r>
-    </w:p>
-    <w:p>
-      <w:pPr>
-        <w:jc w:val="both"/>
-        <w:rPr>
-          <w:lang w:val="es-ES"/>
-        </w:rPr>
-      </w:pPr>
-      <w:r>
-        <w:t>Edad:</w:t>
-      </w:r>
-      <w:r>
+      <w:r>
+        <w:rPr>
+          <w:b/>
+          <w:bCs/>
+          <w:lang w:val="es-ES"/>
+        </w:rPr>
         <w:t xml:space="preserve"> </w:t>
       </w:r>
       <w:r>
@@ -391,17 +374,34 @@
           <w:bCs/>
           <w:lang w:val="es-ES"/>
         </w:rPr>
-        <w:t>{</w:t>
-      </w:r>
-      <w:r>
-        <w:rPr>
-          <w:b/>
-          <w:bCs/>
-          <w:u w:val="single"/>
-          <w:lang w:val="es-ES"/>
-        </w:rPr>
-        <w:t>EtEd</w:t>
-      </w:r>
+        <w:t>{idioma} – {nivel}</w:t>
+      </w:r>
+      <w:r>
+        <w:rPr>
+          <w:b/>
+          <w:bCs/>
+          <w:lang w:val="es-ES"/>
+        </w:rPr>
+        <w:t xml:space="preserve"> </w:t>
+      </w:r>
+      <w:r>
+        <w:rPr>
+          <w:b/>
+          <w:bCs/>
+          <w:lang w:val="es-ES"/>
+        </w:rPr>
+        <w:t>{/</w:t>
+      </w:r>
+      <w:proofErr w:type="spellStart"/>
+      <w:r>
+        <w:rPr>
+          <w:b/>
+          <w:bCs/>
+          <w:lang w:val="es-ES"/>
+        </w:rPr>
+        <w:t>EtId</w:t>
+      </w:r>
+      <w:proofErr w:type="spellEnd"/>
       <w:r>
         <w:rPr>
           <w:b/>
@@ -409,85 +409,150 @@
           <w:lang w:val="es-ES"/>
         </w:rPr>
         <w:t>}</w:t>
-      </w:r>
-    </w:p>
-    <w:p>
-      <w:pPr>
-        <w:spacing w:after="0"/>
-        <w:rPr>
-          <w:b/>
-          <w:bCs/>
-          <w:color w:val="0070C0"/>
-          <w:lang w:val="es-ES"/>
-        </w:rPr>
-      </w:pPr>
-      <w:r>
-        <w:rPr>
-          <w:b/>
-          <w:bCs/>
-          <w:color w:val="0070C0"/>
-          <w:lang w:val="es-ES"/>
-        </w:rPr>
-        <w:t>ESTUDIOS CURSADOS</w:t>
-      </w:r>
-    </w:p>
-    <w:p>
-      <w:pPr>
-        <w:spacing w:after="0"/>
-        <w:rPr>
-          <w:b/>
-          <w:bCs/>
-          <w:color w:val="000000" w:themeColor="text1"/>
-          <w:lang w:val="es-ES"/>
-        </w:rPr>
-      </w:pPr>
-      <w:r>
-        <w:rPr>
-          <w:b/>
-          <w:bCs/>
-          <w:color w:val="000000" w:themeColor="text1"/>
-        </w:rPr>
-        <w:t>‾‾‾‾‾‾‾‾‾‾‾‾‾‾‾‾‾‾‾‾‾‾‾‾‾‾‾‾‾‾‾‾‾‾‾‾‾‾‾‾‾‾‾‾‾‾‾‾‾‾‾‾‾‾‾‾‾‾‾‾‾‾‾‾‾‾‾‾‾‾‾‾‾‾‾‾‾‾‾‾‾‾‾‾‾‾‾‾‾‾‾‾‾‾‾‾‾</w:t>
       </w:r>
     </w:p>
     <w:p>
       <w:pPr>
         <w:spacing w:after="0"/>
         <w:jc w:val="both"/>
-      </w:pPr>
-      <w:r>
-        <w:rPr>
-          <w:lang w:val="es-ES"/>
-        </w:rPr>
-        <w:t>{#</w:t>
-      </w:r>
-      <w:r>
-        <w:t>estudios</w:t>
-      </w:r>
-      <w:r>
-        <w:rPr>
+        <w:rPr>
+          <w:b/>
+          <w:bCs/>
+          <w:lang w:val="es-ES"/>
+        </w:rPr>
+      </w:pPr>
+      <w:r>
+        <w:t>Residencia actual</w:t>
+      </w:r>
+      <w:r>
+        <w:t xml:space="preserve">: </w:t>
+      </w:r>
+      <w:r>
+        <w:rPr>
+          <w:b/>
+          <w:bCs/>
+          <w:lang w:val="es-ES"/>
+        </w:rPr>
+        <w:t>{</w:t>
+      </w:r>
+      <w:proofErr w:type="spellStart"/>
+      <w:r>
+        <w:rPr>
+          <w:b/>
+          <w:bCs/>
+          <w:lang w:val="es-ES"/>
+        </w:rPr>
+        <w:t>EtRe</w:t>
+      </w:r>
+      <w:proofErr w:type="spellEnd"/>
+      <w:r>
+        <w:rPr>
+          <w:b/>
+          <w:bCs/>
           <w:lang w:val="es-ES"/>
         </w:rPr>
         <w:t>}</w:t>
+      </w:r>
+    </w:p>
+    <w:p>
+      <w:pPr>
+        <w:jc w:val="both"/>
+        <w:rPr>
+          <w:lang w:val="es-ES"/>
+        </w:rPr>
+      </w:pPr>
+      <w:r>
+        <w:t>Edad:</w:t>
+      </w:r>
+      <w:r>
+        <w:t xml:space="preserve"> </w:t>
+      </w:r>
+      <w:r>
+        <w:rPr>
+          <w:b/>
+          <w:bCs/>
+          <w:lang w:val="es-ES"/>
+        </w:rPr>
+        <w:t>{</w:t>
+      </w:r>
+      <w:proofErr w:type="spellStart"/>
+      <w:r>
+        <w:rPr>
+          <w:b/>
+          <w:bCs/>
+          <w:u w:val="single"/>
+          <w:lang w:val="es-ES"/>
+        </w:rPr>
+        <w:t>EtEd</w:t>
+      </w:r>
+      <w:proofErr w:type="spellEnd"/>
+      <w:r>
+        <w:rPr>
+          <w:b/>
+          <w:bCs/>
+          <w:lang w:val="es-ES"/>
+        </w:rPr>
+        <w:t>}</w:t>
+      </w:r>
+    </w:p>
+    <w:p>
+      <w:pPr>
+        <w:spacing w:after="0"/>
+        <w:rPr>
+          <w:b/>
+          <w:bCs/>
+          <w:color w:val="0070C0"/>
+          <w:lang w:val="es-ES"/>
+        </w:rPr>
+      </w:pPr>
+      <w:r>
+        <w:rPr>
+          <w:b/>
+          <w:bCs/>
+          <w:color w:val="0070C0"/>
+          <w:lang w:val="es-ES"/>
+        </w:rPr>
+        <w:t>ESTUDIOS CURSADOS</w:t>
+      </w:r>
+    </w:p>
+    <w:p>
+      <w:pPr>
+        <w:spacing w:after="0"/>
+        <w:rPr>
+          <w:b/>
+          <w:bCs/>
+          <w:color w:val="000000" w:themeColor="text1"/>
+          <w:lang w:val="es-ES"/>
+        </w:rPr>
+      </w:pPr>
+      <w:r>
+        <w:rPr>
+          <w:b/>
+          <w:bCs/>
+          <w:color w:val="000000" w:themeColor="text1"/>
+        </w:rPr>
+        <w:t>‾‾‾‾‾‾‾‾‾‾‾‾‾‾‾‾‾‾‾‾‾‾‾‾‾‾‾‾‾‾‾‾‾‾‾‾‾‾‾‾‾‾‾‾‾‾‾‾‾‾‾‾‾‾‾‾‾‾‾‾‾‾‾‾‾‾‾‾‾‾‾‾‾‾‾‾‾‾‾‾‾‾‾‾‾‾‾‾‾‾‾‾‾‾‾‾‾</w:t>
       </w:r>
     </w:p>
     <w:p>
       <w:pPr>
         <w:spacing w:after="0"/>
         <w:jc w:val="both"/>
-        <w:rPr>
-          <w:b/>
-          <w:bCs/>
-          <w:lang w:val="es-ES"/>
-        </w:rPr>
-      </w:pPr>
-      <w:r>
-        <w:rPr>
-          <w:b/>
-          <w:bCs/>
-          <w:lang w:val="es-ES"/>
-        </w:rPr>
-        <w:t>{universidad}</w:t>
+      </w:pPr>
+      <w:r>
+        <w:rPr>
+          <w:lang w:val="es-ES"/>
+        </w:rPr>
+        <w:t>{#</w:t>
+      </w:r>
+      <w:r>
+        <w:t>estudios</w:t>
+      </w:r>
+      <w:r>
+        <w:rPr>
+          <w:lang w:val="es-ES"/>
+        </w:rPr>
+        <w:t>}</w:t>
       </w:r>
     </w:p>
     <w:p>
@@ -502,17 +567,11 @@
       </w:pPr>
       <w:r>
         <w:rPr>
-          <w:lang w:val="es-ES"/>
-        </w:rPr>
-        <w:t>Carrera:</w:t>
-      </w:r>
-      <w:r>
-        <w:rPr>
-          <w:b/>
-          <w:bCs/>
-          <w:lang w:val="es-ES"/>
-        </w:rPr>
-        <w:t xml:space="preserve"> {carrera}</w:t>
+          <w:b/>
+          <w:bCs/>
+          <w:lang w:val="es-ES"/>
+        </w:rPr>
+        <w:t>{universidad}</w:t>
       </w:r>
     </w:p>
     <w:p>
@@ -522,6 +581,31 @@
         <w:rPr>
           <w:b/>
           <w:bCs/>
+          <w:lang w:val="es-ES"/>
+        </w:rPr>
+      </w:pPr>
+      <w:r>
+        <w:rPr>
+          <w:lang w:val="es-ES"/>
+        </w:rPr>
+        <w:t>Carrera:</w:t>
+      </w:r>
+      <w:r>
+        <w:rPr>
+          <w:b/>
+          <w:bCs/>
+          <w:lang w:val="es-ES"/>
+        </w:rPr>
+        <w:t xml:space="preserve"> {carrera}</w:t>
+      </w:r>
+    </w:p>
+    <w:p>
+      <w:pPr>
+        <w:spacing w:after="0"/>
+        <w:jc w:val="both"/>
+        <w:rPr>
+          <w:b/>
+          <w:bCs/>
           <w:u w:val="single"/>
           <w:lang w:val="es-ES"/>
         </w:rPr>
@@ -538,7 +622,25 @@
           <w:bCs/>
           <w:lang w:val="es-ES"/>
         </w:rPr>
-        <w:t xml:space="preserve"> {fechaIni}</w:t>
+        <w:t xml:space="preserve"> {</w:t>
+      </w:r>
+      <w:proofErr w:type="spellStart"/>
+      <w:r>
+        <w:rPr>
+          <w:b/>
+          <w:bCs/>
+          <w:lang w:val="es-ES"/>
+        </w:rPr>
+        <w:t>fechaIni</w:t>
+      </w:r>
+      <w:proofErr w:type="spellEnd"/>
+      <w:r>
+        <w:rPr>
+          <w:b/>
+          <w:bCs/>
+          <w:lang w:val="es-ES"/>
+        </w:rPr>
+        <w:t>}</w:t>
       </w:r>
     </w:p>
     <w:p>
@@ -567,6 +669,7 @@
         </w:rPr>
         <w:t xml:space="preserve"> {</w:t>
       </w:r>
+      <w:proofErr w:type="spellStart"/>
       <w:r>
         <w:rPr>
           <w:b/>
@@ -575,6 +678,7 @@
         </w:rPr>
         <w:t>generacion</w:t>
       </w:r>
+      <w:proofErr w:type="spellEnd"/>
       <w:r>
         <w:rPr>
           <w:b/>
@@ -833,12 +937,14 @@
         </w:rPr>
         <w:t>{/</w:t>
       </w:r>
+      <w:proofErr w:type="spellStart"/>
       <w:r>
         <w:rPr>
           <w:color w:val="000000" w:themeColor="text1"/>
         </w:rPr>
         <w:t>tieneConocimientos</w:t>
       </w:r>
+      <w:proofErr w:type="spellEnd"/>
       <w:r>
         <w:rPr>
           <w:color w:val="000000" w:themeColor="text1"/>
@@ -861,12 +967,14 @@
         </w:rPr>
         <w:t>{#</w:t>
       </w:r>
+      <w:proofErr w:type="spellStart"/>
       <w:r>
         <w:rPr>
           <w:color w:val="000000" w:themeColor="text1"/>
         </w:rPr>
         <w:t>tieneSkills</w:t>
       </w:r>
+      <w:proofErr w:type="spellEnd"/>
       <w:r>
         <w:rPr>
           <w:color w:val="000000" w:themeColor="text1"/>
@@ -1141,12 +1249,14 @@
         </w:rPr>
         <w:t>{/</w:t>
       </w:r>
+      <w:proofErr w:type="spellStart"/>
       <w:r>
         <w:rPr>
           <w:lang w:val="es-ES"/>
         </w:rPr>
         <w:t>tieneSkills</w:t>
       </w:r>
+      <w:proofErr w:type="spellEnd"/>
       <w:r>
         <w:rPr>
           <w:color w:val="000000" w:themeColor="text1"/>
@@ -1277,6 +1387,7 @@
         <w:rPr>
           <w:lang w:val="es-ES"/>
         </w:rPr>
+        <w:lastRenderedPageBreak/>
         <w:t>Empresa</w:t>
       </w:r>
       <w:r>
@@ -1324,7 +1435,6 @@
         <w:rPr>
           <w:lang w:val="es-ES"/>
         </w:rPr>
-        <w:lastRenderedPageBreak/>
         <w:t>Fecha</w:t>
       </w:r>
       <w:r>
@@ -1371,9 +1481,11 @@
         </w:rPr>
         <w:t>{</w:t>
       </w:r>
+      <w:proofErr w:type="spellStart"/>
       <w:r>
         <w:t>descripcion</w:t>
       </w:r>
+      <w:proofErr w:type="spellEnd"/>
       <w:r>
         <w:rPr>
           <w:lang w:val="es-ES"/>
@@ -1505,7 +1617,23 @@
           <w:b/>
           <w:bCs/>
         </w:rPr>
-        <w:t>{organizacion}</w:t>
+        <w:t>{</w:t>
+      </w:r>
+      <w:proofErr w:type="spellStart"/>
+      <w:r>
+        <w:rPr>
+          <w:b/>
+          <w:bCs/>
+        </w:rPr>
+        <w:t>organizacion</w:t>
+      </w:r>
+      <w:proofErr w:type="spellEnd"/>
+      <w:r>
+        <w:rPr>
+          <w:b/>
+          <w:bCs/>
+        </w:rPr>
+        <w:t>}</w:t>
       </w:r>
     </w:p>
     <w:p>
@@ -1532,7 +1660,15 @@
         <w:t xml:space="preserve">Descripción: </w:t>
       </w:r>
       <w:r>
-        <w:t>{descripcion}</w:t>
+        <w:t>{</w:t>
+      </w:r>
+      <w:proofErr w:type="spellStart"/>
+      <w:r>
+        <w:t>descripcion</w:t>
+      </w:r>
+      <w:proofErr w:type="spellEnd"/>
+      <w:r>
+        <w:t>}</w:t>
       </w:r>
     </w:p>
     <w:p>
@@ -1551,9 +1687,11 @@
       <w:r>
         <w:t>Tiempo de estudios: {</w:t>
       </w:r>
+      <w:proofErr w:type="spellStart"/>
       <w:r>
         <w:t>tiempoEstudio</w:t>
       </w:r>
+      <w:proofErr w:type="spellEnd"/>
       <w:r>
         <w:t>}</w:t>
       </w:r>
@@ -1573,7 +1711,15 @@
         <w:jc w:val="both"/>
       </w:pPr>
       <w:r>
-        <w:t>{/tieneCursos}</w:t>
+        <w:t>{/</w:t>
+      </w:r>
+      <w:proofErr w:type="spellStart"/>
+      <w:r>
+        <w:t>tieneCursos</w:t>
+      </w:r>
+      <w:proofErr w:type="spellEnd"/>
+      <w:r>
+        <w:t>}</w:t>
       </w:r>
     </w:p>
     <w:p>
@@ -1642,7 +1788,15 @@
         <w:jc w:val="both"/>
       </w:pPr>
       <w:r>
-        <w:t>{/tieneComentarios}</w:t>
+        <w:t>{/</w:t>
+      </w:r>
+      <w:proofErr w:type="spellStart"/>
+      <w:r>
+        <w:t>tieneComentarios</w:t>
+      </w:r>
+      <w:proofErr w:type="spellEnd"/>
+      <w:r>
+        <w:t>}</w:t>
       </w:r>
     </w:p>
     <w:sectPr>
@@ -2777,7 +2931,6 @@
   <w:style w:type="character" w:default="1" w:styleId="Fuentedeprrafopredeter">
     <w:name w:val="Default Paragraph Font"/>
     <w:uiPriority w:val="1"/>
-    <w:semiHidden/>
     <w:unhideWhenUsed/>
   </w:style>
   <w:style w:type="table" w:default="1" w:styleId="Tablanormal">

--- a/src/assets/PlantillaUno.docx
+++ b/src/assets/PlantillaUno.docx
@@ -1471,6 +1471,7 @@
     <w:p>
       <w:pPr>
         <w:ind w:left="708"/>
+        <w:jc w:val="both"/>
         <w:rPr>
           <w:lang w:val="es-ES"/>
         </w:rPr>
@@ -1776,9 +1777,6 @@
       </w:r>
     </w:p>
     <w:p>
-      <w:pPr>
-        <w:jc w:val="both"/>
-      </w:pPr>
       <w:r>
         <w:t>{comentarios}</w:t>
       </w:r>
@@ -2931,6 +2929,7 @@
   <w:style w:type="character" w:default="1" w:styleId="Fuentedeprrafopredeter">
     <w:name w:val="Default Paragraph Font"/>
     <w:uiPriority w:val="1"/>
+    <w:semiHidden/>
     <w:unhideWhenUsed/>
   </w:style>
   <w:style w:type="table" w:default="1" w:styleId="Tablanormal">

--- a/src/assets/PlantillaUno.docx
+++ b/src/assets/PlantillaUno.docx
@@ -76,21 +76,12 @@
           </wp:anchor>
         </w:drawing>
       </w:r>
-      <w:proofErr w:type="spellStart"/>
       <w:r>
         <w:rPr>
           <w:color w:val="45B0E1" w:themeColor="accent1" w:themeTint="99"/>
           <w:lang w:val="es-ES"/>
         </w:rPr>
-        <w:t>Curriculum</w:t>
-      </w:r>
-      <w:proofErr w:type="spellEnd"/>
-      <w:r>
-        <w:rPr>
-          <w:color w:val="45B0E1" w:themeColor="accent1" w:themeTint="99"/>
-          <w:lang w:val="es-ES"/>
-        </w:rPr>
-        <w:t xml:space="preserve"> Vitae</w:t>
+        <w:t>Curriculum Vitae</w:t>
       </w:r>
     </w:p>
     <w:p>
@@ -107,19 +98,11 @@
           <w:lang w:val="es-ES"/>
         </w:rPr>
       </w:pPr>
-      <w:proofErr w:type="spellStart"/>
-      <w:r>
-        <w:rPr>
-          <w:lang w:val="es-ES"/>
-        </w:rPr>
-        <w:t>Curriculum</w:t>
-      </w:r>
-      <w:proofErr w:type="spellEnd"/>
-      <w:r>
-        <w:rPr>
-          <w:lang w:val="es-ES"/>
-        </w:rPr>
-        <w:t xml:space="preserve"> Vitae</w:t>
+      <w:r>
+        <w:rPr>
+          <w:lang w:val="es-ES"/>
+        </w:rPr>
+        <w:t>Curriculum Vitae</w:t>
       </w:r>
     </w:p>
     <w:p>
@@ -192,7 +175,6 @@
         </w:rPr>
         <w:t>{</w:t>
       </w:r>
-      <w:proofErr w:type="spellStart"/>
       <w:r>
         <w:rPr>
           <w:b/>
@@ -209,7 +191,6 @@
         </w:rPr>
         <w:t>tNom</w:t>
       </w:r>
-      <w:proofErr w:type="spellEnd"/>
       <w:r>
         <w:rPr>
           <w:b/>
@@ -242,7 +223,6 @@
         </w:rPr>
         <w:t xml:space="preserve"> {</w:t>
       </w:r>
-      <w:proofErr w:type="spellStart"/>
       <w:r>
         <w:rPr>
           <w:b/>
@@ -250,7 +230,6 @@
         </w:rPr>
         <w:t>EtTiempoExp</w:t>
       </w:r>
-      <w:proofErr w:type="spellEnd"/>
       <w:r>
         <w:rPr>
           <w:b/>
@@ -287,7 +266,6 @@
         </w:rPr>
         <w:t>{</w:t>
       </w:r>
-      <w:proofErr w:type="spellStart"/>
       <w:r>
         <w:rPr>
           <w:b/>
@@ -296,7 +274,6 @@
         </w:rPr>
         <w:t>EtNa</w:t>
       </w:r>
-      <w:proofErr w:type="spellEnd"/>
       <w:r>
         <w:rPr>
           <w:b/>
@@ -390,25 +367,7 @@
           <w:bCs/>
           <w:lang w:val="es-ES"/>
         </w:rPr>
-        <w:t>{/</w:t>
-      </w:r>
-      <w:proofErr w:type="spellStart"/>
-      <w:r>
-        <w:rPr>
-          <w:b/>
-          <w:bCs/>
-          <w:lang w:val="es-ES"/>
-        </w:rPr>
-        <w:t>EtId</w:t>
-      </w:r>
-      <w:proofErr w:type="spellEnd"/>
-      <w:r>
-        <w:rPr>
-          <w:b/>
-          <w:bCs/>
-          <w:lang w:val="es-ES"/>
-        </w:rPr>
-        <w:t>}</w:t>
+        <w:t>{/EtId}</w:t>
       </w:r>
     </w:p>
     <w:p>
@@ -435,7 +394,6 @@
         </w:rPr>
         <w:t>{</w:t>
       </w:r>
-      <w:proofErr w:type="spellStart"/>
       <w:r>
         <w:rPr>
           <w:b/>
@@ -444,7 +402,6 @@
         </w:rPr>
         <w:t>EtRe</w:t>
       </w:r>
-      <w:proofErr w:type="spellEnd"/>
       <w:r>
         <w:rPr>
           <w:b/>
@@ -475,7 +432,6 @@
         </w:rPr>
         <w:t>{</w:t>
       </w:r>
-      <w:proofErr w:type="spellStart"/>
       <w:r>
         <w:rPr>
           <w:b/>
@@ -485,7 +441,6 @@
         </w:rPr>
         <w:t>EtEd</w:t>
       </w:r>
-      <w:proofErr w:type="spellEnd"/>
       <w:r>
         <w:rPr>
           <w:b/>
@@ -622,54 +577,35 @@
           <w:bCs/>
           <w:lang w:val="es-ES"/>
         </w:rPr>
+        <w:t xml:space="preserve"> {fechaIni}</w:t>
+      </w:r>
+    </w:p>
+    <w:p>
+      <w:pPr>
+        <w:jc w:val="both"/>
+        <w:rPr>
+          <w:b/>
+          <w:bCs/>
+          <w:lang w:val="es-ES"/>
+        </w:rPr>
+      </w:pPr>
+      <w:r>
+        <w:t>Generación</w:t>
+      </w:r>
+      <w:r>
+        <w:rPr>
+          <w:lang w:val="es-ES"/>
+        </w:rPr>
+        <w:t>:</w:t>
+      </w:r>
+      <w:r>
+        <w:rPr>
+          <w:b/>
+          <w:bCs/>
+          <w:lang w:val="es-ES"/>
+        </w:rPr>
         <w:t xml:space="preserve"> {</w:t>
       </w:r>
-      <w:proofErr w:type="spellStart"/>
-      <w:r>
-        <w:rPr>
-          <w:b/>
-          <w:bCs/>
-          <w:lang w:val="es-ES"/>
-        </w:rPr>
-        <w:t>fechaIni</w:t>
-      </w:r>
-      <w:proofErr w:type="spellEnd"/>
-      <w:r>
-        <w:rPr>
-          <w:b/>
-          <w:bCs/>
-          <w:lang w:val="es-ES"/>
-        </w:rPr>
-        <w:t>}</w:t>
-      </w:r>
-    </w:p>
-    <w:p>
-      <w:pPr>
-        <w:jc w:val="both"/>
-        <w:rPr>
-          <w:b/>
-          <w:bCs/>
-          <w:lang w:val="es-ES"/>
-        </w:rPr>
-      </w:pPr>
-      <w:r>
-        <w:t>Generación</w:t>
-      </w:r>
-      <w:r>
-        <w:rPr>
-          <w:lang w:val="es-ES"/>
-        </w:rPr>
-        <w:t>:</w:t>
-      </w:r>
-      <w:r>
-        <w:rPr>
-          <w:b/>
-          <w:bCs/>
-          <w:lang w:val="es-ES"/>
-        </w:rPr>
-        <w:t xml:space="preserve"> {</w:t>
-      </w:r>
-      <w:proofErr w:type="spellStart"/>
       <w:r>
         <w:rPr>
           <w:b/>
@@ -678,7 +614,6 @@
         </w:rPr>
         <w:t>generacion</w:t>
       </w:r>
-      <w:proofErr w:type="spellEnd"/>
       <w:r>
         <w:rPr>
           <w:b/>
@@ -803,18 +738,10 @@
               </w:rPr>
             </w:pPr>
             <w:r>
-              <w:t>{#</w:t>
-            </w:r>
-            <w:proofErr w:type="gramStart"/>
-            <w:r>
-              <w:t>conocimientos}</w:t>
-            </w:r>
-            <w:r>
-              <w:t>{</w:t>
-            </w:r>
-            <w:proofErr w:type="gramEnd"/>
-            <w:r>
-              <w:t>#conocimiento1}</w:t>
+              <w:t>{#conocimientos}</w:t>
+            </w:r>
+            <w:r>
+              <w:t>{#conocimiento1}</w:t>
             </w:r>
             <w:r>
               <w:t>•</w:t>
@@ -937,14 +864,12 @@
         </w:rPr>
         <w:t>{/</w:t>
       </w:r>
-      <w:proofErr w:type="spellStart"/>
       <w:r>
         <w:rPr>
           <w:color w:val="000000" w:themeColor="text1"/>
         </w:rPr>
         <w:t>tieneConocimientos</w:t>
       </w:r>
-      <w:proofErr w:type="spellEnd"/>
       <w:r>
         <w:rPr>
           <w:color w:val="000000" w:themeColor="text1"/>
@@ -967,14 +892,12 @@
         </w:rPr>
         <w:t>{#</w:t>
       </w:r>
-      <w:proofErr w:type="spellStart"/>
       <w:r>
         <w:rPr>
           <w:color w:val="000000" w:themeColor="text1"/>
         </w:rPr>
         <w:t>tieneSkills</w:t>
       </w:r>
-      <w:proofErr w:type="spellEnd"/>
       <w:r>
         <w:rPr>
           <w:color w:val="000000" w:themeColor="text1"/>
@@ -1249,14 +1172,12 @@
         </w:rPr>
         <w:t>{/</w:t>
       </w:r>
-      <w:proofErr w:type="spellStart"/>
       <w:r>
         <w:rPr>
           <w:lang w:val="es-ES"/>
         </w:rPr>
         <w:t>tieneSkills</w:t>
       </w:r>
-      <w:proofErr w:type="spellEnd"/>
       <w:r>
         <w:rPr>
           <w:color w:val="000000" w:themeColor="text1"/>
@@ -1267,7 +1188,21 @@
     </w:p>
     <w:p>
       <w:pPr>
-        <w:spacing w:before="240" w:after="0"/>
+        <w:jc w:val="both"/>
+        <w:rPr>
+          <w:lang w:val="es-ES"/>
+        </w:rPr>
+      </w:pPr>
+      <w:r>
+        <w:rPr>
+          <w:lang w:val="es-ES"/>
+        </w:rPr>
+        <w:t>{#tieneCursos}</w:t>
+      </w:r>
+    </w:p>
+    <w:p>
+      <w:pPr>
+        <w:spacing w:after="0"/>
         <w:rPr>
           <w:b/>
           <w:bCs/>
@@ -1282,7 +1217,7 @@
           <w:color w:val="0070C0"/>
           <w:lang w:val="es-ES"/>
         </w:rPr>
-        <w:t>EXPERIENCIA LABORAL</w:t>
+        <w:t>OTROS ESTUDIOS</w:t>
       </w:r>
     </w:p>
     <w:p>
@@ -1310,19 +1245,8 @@
         <w:jc w:val="both"/>
       </w:pPr>
       <w:r>
-        <w:rPr>
-          <w:lang w:val="es-ES"/>
-        </w:rPr>
-        <w:t>{#</w:t>
-      </w:r>
-      <w:r>
-        <w:t>experiencias</w:t>
-      </w:r>
-      <w:r>
-        <w:rPr>
-          <w:lang w:val="es-ES"/>
-        </w:rPr>
-        <w:t>}</w:t>
+        <w:lastRenderedPageBreak/>
+        <w:t>{#cursos}</w:t>
       </w:r>
     </w:p>
     <w:p>
@@ -1332,44 +1256,14 @@
         <w:rPr>
           <w:b/>
           <w:bCs/>
-          <w:lang w:val="es-ES"/>
-        </w:rPr>
-      </w:pPr>
-      <w:r>
-        <w:rPr>
-          <w:lang w:val="es-ES"/>
-        </w:rPr>
-        <w:t>Puesto</w:t>
-      </w:r>
-      <w:r>
-        <w:rPr>
-          <w:lang w:val="es-ES"/>
-        </w:rPr>
-        <w:t>:</w:t>
-      </w:r>
-      <w:r>
-        <w:rPr>
-          <w:b/>
-          <w:bCs/>
-          <w:lang w:val="es-ES"/>
-        </w:rPr>
-        <w:t xml:space="preserve"> {</w:t>
-      </w:r>
-      <w:r>
-        <w:rPr>
-          <w:b/>
-          <w:bCs/>
-          <w:lang w:val="es-ES"/>
-        </w:rPr>
-        <w:t>puesto</w:t>
-      </w:r>
-      <w:r>
-        <w:rPr>
-          <w:b/>
-          <w:bCs/>
-          <w:lang w:val="es-ES"/>
-        </w:rPr>
-        <w:t>}</w:t>
+        </w:rPr>
+      </w:pPr>
+      <w:r>
+        <w:rPr>
+          <w:b/>
+          <w:bCs/>
+        </w:rPr>
+        <w:t>{nombre}</w:t>
       </w:r>
     </w:p>
     <w:p>
@@ -1379,196 +1273,36 @@
         <w:rPr>
           <w:b/>
           <w:bCs/>
-          <w:u w:val="single"/>
-          <w:lang w:val="es-ES"/>
-        </w:rPr>
-      </w:pPr>
-      <w:r>
-        <w:rPr>
-          <w:lang w:val="es-ES"/>
-        </w:rPr>
-        <w:lastRenderedPageBreak/>
-        <w:t>Empresa</w:t>
-      </w:r>
-      <w:r>
-        <w:rPr>
-          <w:lang w:val="es-ES"/>
-        </w:rPr>
-        <w:t>:</w:t>
-      </w:r>
-      <w:r>
-        <w:rPr>
-          <w:b/>
-          <w:bCs/>
-          <w:lang w:val="es-ES"/>
-        </w:rPr>
-        <w:t xml:space="preserve"> {</w:t>
-      </w:r>
-      <w:r>
-        <w:rPr>
-          <w:b/>
-          <w:bCs/>
-          <w:lang w:val="es-ES"/>
-        </w:rPr>
-        <w:t>empresa</w:t>
-      </w:r>
-      <w:r>
-        <w:rPr>
-          <w:b/>
-          <w:bCs/>
-          <w:lang w:val="es-ES"/>
-        </w:rPr>
-        <w:t>}</w:t>
-      </w:r>
-    </w:p>
-    <w:p>
-      <w:pPr>
-        <w:spacing w:after="240"/>
-        <w:jc w:val="both"/>
-        <w:rPr>
-          <w:b/>
-          <w:bCs/>
-          <w:lang w:val="es-ES"/>
-        </w:rPr>
-      </w:pPr>
-      <w:r>
-        <w:rPr>
-          <w:lang w:val="es-ES"/>
-        </w:rPr>
-        <w:t>Fecha</w:t>
-      </w:r>
-      <w:r>
-        <w:rPr>
-          <w:lang w:val="es-ES"/>
-        </w:rPr>
-        <w:t>:</w:t>
-      </w:r>
-      <w:r>
-        <w:rPr>
-          <w:b/>
-          <w:bCs/>
-          <w:lang w:val="es-ES"/>
-        </w:rPr>
-        <w:t xml:space="preserve"> {</w:t>
-      </w:r>
-      <w:r>
-        <w:rPr>
-          <w:b/>
-          <w:bCs/>
-          <w:lang w:val="es-ES"/>
-        </w:rPr>
-        <w:t>periodo</w:t>
-      </w:r>
-      <w:r>
-        <w:rPr>
-          <w:b/>
-          <w:bCs/>
-          <w:lang w:val="es-ES"/>
-        </w:rPr>
-        <w:t>}</w:t>
-      </w:r>
-    </w:p>
-    <w:p>
-      <w:pPr>
-        <w:ind w:left="708"/>
-        <w:jc w:val="both"/>
-        <w:rPr>
-          <w:lang w:val="es-ES"/>
-        </w:rPr>
-      </w:pPr>
-      <w:r>
-        <w:rPr>
-          <w:lang w:val="es-ES"/>
-        </w:rPr>
-        <w:t>{</w:t>
-      </w:r>
-      <w:proofErr w:type="spellStart"/>
-      <w:r>
-        <w:t>descripcion</w:t>
-      </w:r>
-      <w:proofErr w:type="spellEnd"/>
-      <w:r>
-        <w:rPr>
-          <w:lang w:val="es-ES"/>
-        </w:rPr>
-        <w:t>}</w:t>
+        </w:rPr>
+      </w:pPr>
+      <w:r>
+        <w:rPr>
+          <w:b/>
+          <w:bCs/>
+        </w:rPr>
+        <w:t xml:space="preserve">Organización: </w:t>
+      </w:r>
+      <w:r>
+        <w:rPr>
+          <w:b/>
+          <w:bCs/>
+        </w:rPr>
+        <w:t>{organizacion}</w:t>
       </w:r>
     </w:p>
     <w:p>
       <w:pPr>
         <w:spacing w:after="0"/>
         <w:jc w:val="both"/>
-        <w:rPr>
-          <w:lang w:val="es-ES"/>
-        </w:rPr>
-      </w:pPr>
-      <w:r>
-        <w:rPr>
-          <w:lang w:val="es-ES"/>
-        </w:rPr>
-        <w:t>{/</w:t>
-      </w:r>
-      <w:r>
-        <w:t>experiencias</w:t>
-      </w:r>
-      <w:r>
-        <w:rPr>
-          <w:lang w:val="es-ES"/>
-        </w:rPr>
+      </w:pPr>
+      <w:r>
+        <w:t>{</w:t>
+      </w:r>
+      <w:r>
+        <w:t>periodo</w:t>
+      </w:r>
+      <w:r>
         <w:t>}</w:t>
-      </w:r>
-    </w:p>
-    <w:p>
-      <w:pPr>
-        <w:jc w:val="both"/>
-        <w:rPr>
-          <w:lang w:val="es-ES"/>
-        </w:rPr>
-      </w:pPr>
-      <w:r>
-        <w:rPr>
-          <w:lang w:val="es-ES"/>
-        </w:rPr>
-        <w:t>{#tieneCursos}</w:t>
-      </w:r>
-    </w:p>
-    <w:p>
-      <w:pPr>
-        <w:spacing w:after="0"/>
-        <w:rPr>
-          <w:b/>
-          <w:bCs/>
-          <w:color w:val="0070C0"/>
-          <w:lang w:val="es-ES"/>
-        </w:rPr>
-      </w:pPr>
-      <w:r>
-        <w:rPr>
-          <w:b/>
-          <w:bCs/>
-          <w:color w:val="0070C0"/>
-          <w:lang w:val="es-ES"/>
-        </w:rPr>
-        <w:t>OTROS ESTUDIOS</w:t>
-      </w:r>
-    </w:p>
-    <w:p>
-      <w:pPr>
-        <w:spacing w:after="0"/>
-        <w:rPr>
-          <w:b/>
-          <w:bCs/>
-          <w:color w:val="000000" w:themeColor="text1"/>
-          <w:lang w:val="es-ES"/>
-        </w:rPr>
-      </w:pPr>
-      <w:r>
-        <w:rPr>
-          <w:b/>
-          <w:bCs/>
-          <w:color w:val="000000" w:themeColor="text1"/>
-        </w:rPr>
-        <w:t>‾‾‾‾‾‾‾‾‾‾‾‾‾‾‾‾‾‾‾‾‾‾‾‾‾‾‾‾‾‾‾‾‾‾‾‾‾‾‾‾‾‾‾‾‾‾‾‾‾‾‾‾‾‾‾‾‾‾‾‾‾‾‾‾‾‾‾‾‾‾‾‾‾‾‾‾‾‾‾‾‾‾‾‾‾‾‾‾‾‾‾‾‾‾‾‾‾</w:t>
       </w:r>
     </w:p>
     <w:p>
@@ -1577,64 +1311,42 @@
         <w:jc w:val="both"/>
       </w:pPr>
       <w:r>
-        <w:t>{#cursos}</w:t>
+        <w:t xml:space="preserve">Descripción: </w:t>
+      </w:r>
+      <w:r>
+        <w:t>{descripcion}</w:t>
       </w:r>
     </w:p>
     <w:p>
       <w:pPr>
         <w:spacing w:after="0"/>
         <w:jc w:val="both"/>
-        <w:rPr>
-          <w:b/>
-          <w:bCs/>
-        </w:rPr>
-      </w:pPr>
-      <w:r>
-        <w:rPr>
-          <w:b/>
-          <w:bCs/>
-        </w:rPr>
-        <w:t>{nombre}</w:t>
+      </w:pPr>
+      <w:r>
+        <w:t>Entidad: {entidad}</w:t>
+      </w:r>
+    </w:p>
+    <w:p>
+      <w:pPr>
+        <w:jc w:val="both"/>
+      </w:pPr>
+      <w:r>
+        <w:t>Tiempo de estudios: {</w:t>
+      </w:r>
+      <w:r>
+        <w:t>tiempoEstudio</w:t>
+      </w:r>
+      <w:r>
+        <w:t>}</w:t>
       </w:r>
     </w:p>
     <w:p>
       <w:pPr>
         <w:spacing w:after="0"/>
         <w:jc w:val="both"/>
-        <w:rPr>
-          <w:b/>
-          <w:bCs/>
-        </w:rPr>
-      </w:pPr>
-      <w:r>
-        <w:rPr>
-          <w:b/>
-          <w:bCs/>
-        </w:rPr>
-        <w:t xml:space="preserve">Organización: </w:t>
-      </w:r>
-      <w:r>
-        <w:rPr>
-          <w:b/>
-          <w:bCs/>
-        </w:rPr>
-        <w:t>{</w:t>
-      </w:r>
-      <w:proofErr w:type="spellStart"/>
-      <w:r>
-        <w:rPr>
-          <w:b/>
-          <w:bCs/>
-        </w:rPr>
-        <w:t>organizacion</w:t>
-      </w:r>
-      <w:proofErr w:type="spellEnd"/>
-      <w:r>
-        <w:rPr>
-          <w:b/>
-          <w:bCs/>
-        </w:rPr>
-        <w:t>}</w:t>
+      </w:pPr>
+      <w:r>
+        <w:t>{/cursos}</w:t>
       </w:r>
     </w:p>
     <w:p>
@@ -1643,158 +1355,73 @@
         <w:jc w:val="both"/>
       </w:pPr>
       <w:r>
-        <w:t>{</w:t>
-      </w:r>
-      <w:r>
-        <w:t>periodo</w:t>
-      </w:r>
-      <w:r>
-        <w:t>}</w:t>
+        <w:t>{/tieneCursos}</w:t>
+      </w:r>
+    </w:p>
+    <w:p>
+      <w:pPr>
+        <w:jc w:val="both"/>
+        <w:rPr>
+          <w:lang w:val="es-ES"/>
+        </w:rPr>
+      </w:pPr>
+      <w:r>
+        <w:rPr>
+          <w:lang w:val="es-ES"/>
+        </w:rPr>
+        <w:t>{#tieneComentarios}</w:t>
       </w:r>
     </w:p>
     <w:p>
       <w:pPr>
         <w:spacing w:after="0"/>
+        <w:rPr>
+          <w:b/>
+          <w:bCs/>
+          <w:color w:val="0070C0"/>
+          <w:lang w:val="es-ES"/>
+        </w:rPr>
+      </w:pPr>
+      <w:r>
+        <w:rPr>
+          <w:b/>
+          <w:bCs/>
+          <w:color w:val="0070C0"/>
+          <w:lang w:val="es-ES"/>
+        </w:rPr>
+        <w:t>NOTAS O COMENTARIOS</w:t>
+      </w:r>
+    </w:p>
+    <w:p>
+      <w:pPr>
+        <w:spacing w:after="0"/>
+        <w:rPr>
+          <w:b/>
+          <w:bCs/>
+          <w:color w:val="000000" w:themeColor="text1"/>
+          <w:lang w:val="es-ES"/>
+        </w:rPr>
+      </w:pPr>
+      <w:r>
+        <w:rPr>
+          <w:b/>
+          <w:bCs/>
+          <w:color w:val="000000" w:themeColor="text1"/>
+        </w:rPr>
+        <w:t>‾‾‾‾‾‾‾‾‾‾‾‾‾‾‾‾‾‾‾‾‾‾‾‾‾‾‾‾‾‾‾‾‾‾‾‾‾‾‾‾‾‾‾‾‾‾‾‾‾‾‾‾‾‾‾‾‾‾‾‾‾‾‾‾‾‾‾‾‾‾‾‾‾‾‾‾‾‾‾‾‾‾‾‾‾‾‾‾‾‾‾‾‾‾‾‾‾</w:t>
+      </w:r>
+    </w:p>
+    <w:p>
+      <w:r>
+        <w:t>{comentarios}</w:t>
+      </w:r>
+    </w:p>
+    <w:p>
+      <w:pPr>
         <w:jc w:val="both"/>
       </w:pPr>
       <w:r>
-        <w:t xml:space="preserve">Descripción: </w:t>
-      </w:r>
-      <w:r>
-        <w:t>{</w:t>
-      </w:r>
-      <w:proofErr w:type="spellStart"/>
-      <w:r>
-        <w:t>descripcion</w:t>
-      </w:r>
-      <w:proofErr w:type="spellEnd"/>
-      <w:r>
-        <w:t>}</w:t>
-      </w:r>
-    </w:p>
-    <w:p>
-      <w:pPr>
-        <w:spacing w:after="0"/>
-        <w:jc w:val="both"/>
-      </w:pPr>
-      <w:r>
-        <w:t>Entidad: {entidad}</w:t>
-      </w:r>
-    </w:p>
-    <w:p>
-      <w:pPr>
-        <w:jc w:val="both"/>
-      </w:pPr>
-      <w:r>
-        <w:t>Tiempo de estudios: {</w:t>
-      </w:r>
-      <w:proofErr w:type="spellStart"/>
-      <w:r>
-        <w:t>tiempoEstudio</w:t>
-      </w:r>
-      <w:proofErr w:type="spellEnd"/>
-      <w:r>
-        <w:t>}</w:t>
-      </w:r>
-    </w:p>
-    <w:p>
-      <w:pPr>
-        <w:spacing w:after="0"/>
-        <w:jc w:val="both"/>
-      </w:pPr>
-      <w:r>
-        <w:t>{/cursos}</w:t>
-      </w:r>
-    </w:p>
-    <w:p>
-      <w:pPr>
-        <w:spacing w:after="0"/>
-        <w:jc w:val="both"/>
-      </w:pPr>
-      <w:r>
-        <w:t>{/</w:t>
-      </w:r>
-      <w:proofErr w:type="spellStart"/>
-      <w:r>
-        <w:t>tieneCursos</w:t>
-      </w:r>
-      <w:proofErr w:type="spellEnd"/>
-      <w:r>
-        <w:t>}</w:t>
-      </w:r>
-    </w:p>
-    <w:p>
-      <w:pPr>
-        <w:jc w:val="both"/>
-        <w:rPr>
-          <w:lang w:val="es-ES"/>
-        </w:rPr>
-      </w:pPr>
-      <w:r>
-        <w:rPr>
-          <w:lang w:val="es-ES"/>
-        </w:rPr>
-        <w:t>{#tieneComentarios}</w:t>
-      </w:r>
-    </w:p>
-    <w:p>
-      <w:pPr>
-        <w:spacing w:after="0"/>
-        <w:rPr>
-          <w:b/>
-          <w:bCs/>
-          <w:color w:val="0070C0"/>
-          <w:lang w:val="es-ES"/>
-        </w:rPr>
-      </w:pPr>
-      <w:r>
-        <w:rPr>
-          <w:b/>
-          <w:bCs/>
-          <w:color w:val="0070C0"/>
-          <w:lang w:val="es-ES"/>
-        </w:rPr>
-        <w:t>NOTAS O COMENTARIOS</w:t>
-      </w:r>
-    </w:p>
-    <w:p>
-      <w:pPr>
-        <w:spacing w:after="0"/>
-        <w:rPr>
-          <w:b/>
-          <w:bCs/>
-          <w:color w:val="000000" w:themeColor="text1"/>
-          <w:lang w:val="es-ES"/>
-        </w:rPr>
-      </w:pPr>
-      <w:r>
-        <w:rPr>
-          <w:b/>
-          <w:bCs/>
-          <w:color w:val="000000" w:themeColor="text1"/>
-        </w:rPr>
-        <w:t>‾‾‾‾‾‾‾‾‾‾‾‾‾‾‾‾‾‾‾‾‾‾‾‾‾‾‾‾‾‾‾‾‾‾‾‾‾‾‾‾‾‾‾‾‾‾‾‾‾‾‾‾‾‾‾‾‾‾‾‾‾‾‾‾‾‾‾‾‾‾‾‾‾‾‾‾‾‾‾‾‾‾‾‾‾‾‾‾‾‾‾‾‾‾‾‾‾</w:t>
-      </w:r>
-    </w:p>
-    <w:p>
-      <w:r>
-        <w:t>{comentarios}</w:t>
-      </w:r>
-    </w:p>
-    <w:p>
-      <w:pPr>
-        <w:jc w:val="both"/>
-      </w:pPr>
-      <w:r>
-        <w:t>{/</w:t>
-      </w:r>
-      <w:proofErr w:type="spellStart"/>
-      <w:r>
-        <w:t>tieneComentarios</w:t>
-      </w:r>
-      <w:proofErr w:type="spellEnd"/>
-      <w:r>
-        <w:t>}</w:t>
+        <w:t>{/tieneComentarios}</w:t>
       </w:r>
     </w:p>
     <w:sectPr>

--- a/src/assets/PlantillaUno.docx
+++ b/src/assets/PlantillaUno.docx
@@ -76,12 +76,21 @@
           </wp:anchor>
         </w:drawing>
       </w:r>
+      <w:proofErr w:type="spellStart"/>
       <w:r>
         <w:rPr>
           <w:color w:val="45B0E1" w:themeColor="accent1" w:themeTint="99"/>
           <w:lang w:val="es-ES"/>
         </w:rPr>
-        <w:t>Curriculum Vitae</w:t>
+        <w:t>Curriculum</w:t>
+      </w:r>
+      <w:proofErr w:type="spellEnd"/>
+      <w:r>
+        <w:rPr>
+          <w:color w:val="45B0E1" w:themeColor="accent1" w:themeTint="99"/>
+          <w:lang w:val="es-ES"/>
+        </w:rPr>
+        <w:t xml:space="preserve"> Vitae</w:t>
       </w:r>
     </w:p>
     <w:p>
@@ -98,11 +107,19 @@
           <w:lang w:val="es-ES"/>
         </w:rPr>
       </w:pPr>
-      <w:r>
-        <w:rPr>
-          <w:lang w:val="es-ES"/>
-        </w:rPr>
-        <w:t>Curriculum Vitae</w:t>
+      <w:proofErr w:type="spellStart"/>
+      <w:r>
+        <w:rPr>
+          <w:lang w:val="es-ES"/>
+        </w:rPr>
+        <w:t>Curriculum</w:t>
+      </w:r>
+      <w:proofErr w:type="spellEnd"/>
+      <w:r>
+        <w:rPr>
+          <w:lang w:val="es-ES"/>
+        </w:rPr>
+        <w:t xml:space="preserve"> Vitae</w:t>
       </w:r>
     </w:p>
     <w:p>
@@ -175,6 +192,7 @@
         </w:rPr>
         <w:t>{</w:t>
       </w:r>
+      <w:proofErr w:type="spellStart"/>
       <w:r>
         <w:rPr>
           <w:b/>
@@ -191,6 +209,7 @@
         </w:rPr>
         <w:t>tNom</w:t>
       </w:r>
+      <w:proofErr w:type="spellEnd"/>
       <w:r>
         <w:rPr>
           <w:b/>
@@ -223,6 +242,7 @@
         </w:rPr>
         <w:t xml:space="preserve"> {</w:t>
       </w:r>
+      <w:proofErr w:type="spellStart"/>
       <w:r>
         <w:rPr>
           <w:b/>
@@ -230,6 +250,7 @@
         </w:rPr>
         <w:t>EtTiempoExp</w:t>
       </w:r>
+      <w:proofErr w:type="spellEnd"/>
       <w:r>
         <w:rPr>
           <w:b/>
@@ -266,6 +287,7 @@
         </w:rPr>
         <w:t>{</w:t>
       </w:r>
+      <w:proofErr w:type="spellStart"/>
       <w:r>
         <w:rPr>
           <w:b/>
@@ -274,6 +296,7 @@
         </w:rPr>
         <w:t>EtNa</w:t>
       </w:r>
+      <w:proofErr w:type="spellEnd"/>
       <w:r>
         <w:rPr>
           <w:b/>
@@ -351,7 +374,7 @@
           <w:bCs/>
           <w:lang w:val="es-ES"/>
         </w:rPr>
-        <w:t>{idioma} – {nivel}</w:t>
+        <w:t>{idioma}</w:t>
       </w:r>
       <w:r>
         <w:rPr>
@@ -367,7 +390,25 @@
           <w:bCs/>
           <w:lang w:val="es-ES"/>
         </w:rPr>
-        <w:t>{/EtId}</w:t>
+        <w:t>{/</w:t>
+      </w:r>
+      <w:proofErr w:type="spellStart"/>
+      <w:r>
+        <w:rPr>
+          <w:b/>
+          <w:bCs/>
+          <w:lang w:val="es-ES"/>
+        </w:rPr>
+        <w:t>EtId</w:t>
+      </w:r>
+      <w:proofErr w:type="spellEnd"/>
+      <w:r>
+        <w:rPr>
+          <w:b/>
+          <w:bCs/>
+          <w:lang w:val="es-ES"/>
+        </w:rPr>
+        <w:t>}</w:t>
       </w:r>
     </w:p>
     <w:p>
@@ -394,6 +435,7 @@
         </w:rPr>
         <w:t>{</w:t>
       </w:r>
+      <w:proofErr w:type="spellStart"/>
       <w:r>
         <w:rPr>
           <w:b/>
@@ -402,6 +444,7 @@
         </w:rPr>
         <w:t>EtRe</w:t>
       </w:r>
+      <w:proofErr w:type="spellEnd"/>
       <w:r>
         <w:rPr>
           <w:b/>
@@ -432,6 +475,7 @@
         </w:rPr>
         <w:t>{</w:t>
       </w:r>
+      <w:proofErr w:type="spellStart"/>
       <w:r>
         <w:rPr>
           <w:b/>
@@ -441,6 +485,7 @@
         </w:rPr>
         <w:t>EtEd</w:t>
       </w:r>
+      <w:proofErr w:type="spellEnd"/>
       <w:r>
         <w:rPr>
           <w:b/>
@@ -577,7 +622,25 @@
           <w:bCs/>
           <w:lang w:val="es-ES"/>
         </w:rPr>
-        <w:t xml:space="preserve"> {fechaIni}</w:t>
+        <w:t xml:space="preserve"> {</w:t>
+      </w:r>
+      <w:proofErr w:type="spellStart"/>
+      <w:r>
+        <w:rPr>
+          <w:b/>
+          <w:bCs/>
+          <w:lang w:val="es-ES"/>
+        </w:rPr>
+        <w:t>fechaIni</w:t>
+      </w:r>
+      <w:proofErr w:type="spellEnd"/>
+      <w:r>
+        <w:rPr>
+          <w:b/>
+          <w:bCs/>
+          <w:lang w:val="es-ES"/>
+        </w:rPr>
+        <w:t>}</w:t>
       </w:r>
     </w:p>
     <w:p>
@@ -606,6 +669,7 @@
         </w:rPr>
         <w:t xml:space="preserve"> {</w:t>
       </w:r>
+      <w:proofErr w:type="spellStart"/>
       <w:r>
         <w:rPr>
           <w:b/>
@@ -614,6 +678,7 @@
         </w:rPr>
         <w:t>generacion</w:t>
       </w:r>
+      <w:proofErr w:type="spellEnd"/>
       <w:r>
         <w:rPr>
           <w:b/>
@@ -864,12 +929,14 @@
         </w:rPr>
         <w:t>{/</w:t>
       </w:r>
+      <w:proofErr w:type="spellStart"/>
       <w:r>
         <w:rPr>
           <w:color w:val="000000" w:themeColor="text1"/>
         </w:rPr>
         <w:t>tieneConocimientos</w:t>
       </w:r>
+      <w:proofErr w:type="spellEnd"/>
       <w:r>
         <w:rPr>
           <w:color w:val="000000" w:themeColor="text1"/>
@@ -892,12 +959,14 @@
         </w:rPr>
         <w:t>{#</w:t>
       </w:r>
+      <w:proofErr w:type="spellStart"/>
       <w:r>
         <w:rPr>
           <w:color w:val="000000" w:themeColor="text1"/>
         </w:rPr>
         <w:t>tieneSkills</w:t>
       </w:r>
+      <w:proofErr w:type="spellEnd"/>
       <w:r>
         <w:rPr>
           <w:color w:val="000000" w:themeColor="text1"/>
@@ -1172,12 +1241,14 @@
         </w:rPr>
         <w:t>{/</w:t>
       </w:r>
+      <w:proofErr w:type="spellStart"/>
       <w:r>
         <w:rPr>
           <w:lang w:val="es-ES"/>
         </w:rPr>
         <w:t>tieneSkills</w:t>
       </w:r>
+      <w:proofErr w:type="spellEnd"/>
       <w:r>
         <w:rPr>
           <w:color w:val="000000" w:themeColor="text1"/>
@@ -1287,7 +1358,23 @@
           <w:b/>
           <w:bCs/>
         </w:rPr>
-        <w:t>{organizacion}</w:t>
+        <w:t>{</w:t>
+      </w:r>
+      <w:proofErr w:type="spellStart"/>
+      <w:r>
+        <w:rPr>
+          <w:b/>
+          <w:bCs/>
+        </w:rPr>
+        <w:t>organizacion</w:t>
+      </w:r>
+      <w:proofErr w:type="spellEnd"/>
+      <w:r>
+        <w:rPr>
+          <w:b/>
+          <w:bCs/>
+        </w:rPr>
+        <w:t>}</w:t>
       </w:r>
     </w:p>
     <w:p>
@@ -1314,7 +1401,15 @@
         <w:t xml:space="preserve">Descripción: </w:t>
       </w:r>
       <w:r>
-        <w:t>{descripcion}</w:t>
+        <w:t>{</w:t>
+      </w:r>
+      <w:proofErr w:type="spellStart"/>
+      <w:r>
+        <w:t>descripcion</w:t>
+      </w:r>
+      <w:proofErr w:type="spellEnd"/>
+      <w:r>
+        <w:t>}</w:t>
       </w:r>
     </w:p>
     <w:p>
@@ -1333,9 +1428,11 @@
       <w:r>
         <w:t>Tiempo de estudios: {</w:t>
       </w:r>
+      <w:proofErr w:type="spellStart"/>
       <w:r>
         <w:t>tiempoEstudio</w:t>
       </w:r>
+      <w:proofErr w:type="spellEnd"/>
       <w:r>
         <w:t>}</w:t>
       </w:r>
@@ -1355,7 +1452,15 @@
         <w:jc w:val="both"/>
       </w:pPr>
       <w:r>
-        <w:t>{/tieneCursos}</w:t>
+        <w:t>{/</w:t>
+      </w:r>
+      <w:proofErr w:type="spellStart"/>
+      <w:r>
+        <w:t>tieneCursos</w:t>
+      </w:r>
+      <w:proofErr w:type="spellEnd"/>
+      <w:r>
+        <w:t>}</w:t>
       </w:r>
     </w:p>
     <w:p>
@@ -1421,7 +1526,15 @@
         <w:jc w:val="both"/>
       </w:pPr>
       <w:r>
-        <w:t>{/tieneComentarios}</w:t>
+        <w:t>{/</w:t>
+      </w:r>
+      <w:proofErr w:type="spellStart"/>
+      <w:r>
+        <w:t>tieneComentarios</w:t>
+      </w:r>
+      <w:proofErr w:type="spellEnd"/>
+      <w:r>
+        <w:t>}</w:t>
       </w:r>
     </w:p>
     <w:sectPr>

--- a/src/assets/PlantillaUno.docx
+++ b/src/assets/PlantillaUno.docx
@@ -76,21 +76,12 @@
           </wp:anchor>
         </w:drawing>
       </w:r>
-      <w:proofErr w:type="spellStart"/>
       <w:r>
         <w:rPr>
           <w:color w:val="45B0E1" w:themeColor="accent1" w:themeTint="99"/>
           <w:lang w:val="es-ES"/>
         </w:rPr>
-        <w:t>Curriculum</w:t>
-      </w:r>
-      <w:proofErr w:type="spellEnd"/>
-      <w:r>
-        <w:rPr>
-          <w:color w:val="45B0E1" w:themeColor="accent1" w:themeTint="99"/>
-          <w:lang w:val="es-ES"/>
-        </w:rPr>
-        <w:t xml:space="preserve"> Vitae</w:t>
+        <w:t>Curriculum Vitae</w:t>
       </w:r>
     </w:p>
     <w:p>
@@ -107,19 +98,11 @@
           <w:lang w:val="es-ES"/>
         </w:rPr>
       </w:pPr>
-      <w:proofErr w:type="spellStart"/>
-      <w:r>
-        <w:rPr>
-          <w:lang w:val="es-ES"/>
-        </w:rPr>
-        <w:t>Curriculum</w:t>
-      </w:r>
-      <w:proofErr w:type="spellEnd"/>
-      <w:r>
-        <w:rPr>
-          <w:lang w:val="es-ES"/>
-        </w:rPr>
-        <w:t xml:space="preserve"> Vitae</w:t>
+      <w:r>
+        <w:rPr>
+          <w:lang w:val="es-ES"/>
+        </w:rPr>
+        <w:t>Curriculum Vitae</w:t>
       </w:r>
     </w:p>
     <w:p>
@@ -192,7 +175,6 @@
         </w:rPr>
         <w:t>{</w:t>
       </w:r>
-      <w:proofErr w:type="spellStart"/>
       <w:r>
         <w:rPr>
           <w:b/>
@@ -209,7 +191,6 @@
         </w:rPr>
         <w:t>tNom</w:t>
       </w:r>
-      <w:proofErr w:type="spellEnd"/>
       <w:r>
         <w:rPr>
           <w:b/>
@@ -242,7 +223,6 @@
         </w:rPr>
         <w:t xml:space="preserve"> {</w:t>
       </w:r>
-      <w:proofErr w:type="spellStart"/>
       <w:r>
         <w:rPr>
           <w:b/>
@@ -250,7 +230,6 @@
         </w:rPr>
         <w:t>EtTiempoExp</w:t>
       </w:r>
-      <w:proofErr w:type="spellEnd"/>
       <w:r>
         <w:rPr>
           <w:b/>
@@ -287,7 +266,6 @@
         </w:rPr>
         <w:t>{</w:t>
       </w:r>
-      <w:proofErr w:type="spellStart"/>
       <w:r>
         <w:rPr>
           <w:b/>
@@ -296,7 +274,6 @@
         </w:rPr>
         <w:t>EtNa</w:t>
       </w:r>
-      <w:proofErr w:type="spellEnd"/>
       <w:r>
         <w:rPr>
           <w:b/>
@@ -374,41 +351,7 @@
           <w:bCs/>
           <w:lang w:val="es-ES"/>
         </w:rPr>
-        <w:t>{idioma} – {nivel}</w:t>
-      </w:r>
-      <w:r>
-        <w:rPr>
-          <w:b/>
-          <w:bCs/>
-          <w:lang w:val="es-ES"/>
-        </w:rPr>
-        <w:t xml:space="preserve"> </w:t>
-      </w:r>
-      <w:r>
-        <w:rPr>
-          <w:b/>
-          <w:bCs/>
-          <w:lang w:val="es-ES"/>
-        </w:rPr>
-        <w:t>{/</w:t>
-      </w:r>
-      <w:proofErr w:type="spellStart"/>
-      <w:r>
-        <w:rPr>
-          <w:b/>
-          <w:bCs/>
-          <w:lang w:val="es-ES"/>
-        </w:rPr>
-        <w:t>EtId</w:t>
-      </w:r>
-      <w:proofErr w:type="spellEnd"/>
-      <w:r>
-        <w:rPr>
-          <w:b/>
-          <w:bCs/>
-          <w:lang w:val="es-ES"/>
-        </w:rPr>
-        <w:t>}</w:t>
+        <w:t>{idioma} {/EtId}</w:t>
       </w:r>
     </w:p>
     <w:p>
@@ -435,7 +378,6 @@
         </w:rPr>
         <w:t>{</w:t>
       </w:r>
-      <w:proofErr w:type="spellStart"/>
       <w:r>
         <w:rPr>
           <w:b/>
@@ -444,7 +386,6 @@
         </w:rPr>
         <w:t>EtRe</w:t>
       </w:r>
-      <w:proofErr w:type="spellEnd"/>
       <w:r>
         <w:rPr>
           <w:b/>
@@ -475,7 +416,6 @@
         </w:rPr>
         <w:t>{</w:t>
       </w:r>
-      <w:proofErr w:type="spellStart"/>
       <w:r>
         <w:rPr>
           <w:b/>
@@ -485,7 +425,6 @@
         </w:rPr>
         <w:t>EtEd</w:t>
       </w:r>
-      <w:proofErr w:type="spellEnd"/>
       <w:r>
         <w:rPr>
           <w:b/>
@@ -622,54 +561,35 @@
           <w:bCs/>
           <w:lang w:val="es-ES"/>
         </w:rPr>
+        <w:t xml:space="preserve"> {fechaIni}</w:t>
+      </w:r>
+    </w:p>
+    <w:p>
+      <w:pPr>
+        <w:jc w:val="both"/>
+        <w:rPr>
+          <w:b/>
+          <w:bCs/>
+          <w:lang w:val="es-ES"/>
+        </w:rPr>
+      </w:pPr>
+      <w:r>
+        <w:t>Generación</w:t>
+      </w:r>
+      <w:r>
+        <w:rPr>
+          <w:lang w:val="es-ES"/>
+        </w:rPr>
+        <w:t>:</w:t>
+      </w:r>
+      <w:r>
+        <w:rPr>
+          <w:b/>
+          <w:bCs/>
+          <w:lang w:val="es-ES"/>
+        </w:rPr>
         <w:t xml:space="preserve"> {</w:t>
       </w:r>
-      <w:proofErr w:type="spellStart"/>
-      <w:r>
-        <w:rPr>
-          <w:b/>
-          <w:bCs/>
-          <w:lang w:val="es-ES"/>
-        </w:rPr>
-        <w:t>fechaIni</w:t>
-      </w:r>
-      <w:proofErr w:type="spellEnd"/>
-      <w:r>
-        <w:rPr>
-          <w:b/>
-          <w:bCs/>
-          <w:lang w:val="es-ES"/>
-        </w:rPr>
-        <w:t>}</w:t>
-      </w:r>
-    </w:p>
-    <w:p>
-      <w:pPr>
-        <w:jc w:val="both"/>
-        <w:rPr>
-          <w:b/>
-          <w:bCs/>
-          <w:lang w:val="es-ES"/>
-        </w:rPr>
-      </w:pPr>
-      <w:r>
-        <w:t>Generación</w:t>
-      </w:r>
-      <w:r>
-        <w:rPr>
-          <w:lang w:val="es-ES"/>
-        </w:rPr>
-        <w:t>:</w:t>
-      </w:r>
-      <w:r>
-        <w:rPr>
-          <w:b/>
-          <w:bCs/>
-          <w:lang w:val="es-ES"/>
-        </w:rPr>
-        <w:t xml:space="preserve"> {</w:t>
-      </w:r>
-      <w:proofErr w:type="spellStart"/>
       <w:r>
         <w:rPr>
           <w:b/>
@@ -678,7 +598,6 @@
         </w:rPr>
         <w:t>generacion</w:t>
       </w:r>
-      <w:proofErr w:type="spellEnd"/>
       <w:r>
         <w:rPr>
           <w:b/>
@@ -803,18 +722,10 @@
               </w:rPr>
             </w:pPr>
             <w:r>
-              <w:t>{#</w:t>
-            </w:r>
-            <w:proofErr w:type="gramStart"/>
-            <w:r>
-              <w:t>conocimientos}</w:t>
-            </w:r>
-            <w:r>
-              <w:t>{</w:t>
-            </w:r>
-            <w:proofErr w:type="gramEnd"/>
-            <w:r>
-              <w:t>#conocimiento1}</w:t>
+              <w:t>{#conocimientos}</w:t>
+            </w:r>
+            <w:r>
+              <w:t>{#conocimiento1}</w:t>
             </w:r>
             <w:r>
               <w:t>•</w:t>
@@ -937,14 +848,12 @@
         </w:rPr>
         <w:t>{/</w:t>
       </w:r>
-      <w:proofErr w:type="spellStart"/>
       <w:r>
         <w:rPr>
           <w:color w:val="000000" w:themeColor="text1"/>
         </w:rPr>
         <w:t>tieneConocimientos</w:t>
       </w:r>
-      <w:proofErr w:type="spellEnd"/>
       <w:r>
         <w:rPr>
           <w:color w:val="000000" w:themeColor="text1"/>
@@ -967,14 +876,12 @@
         </w:rPr>
         <w:t>{#</w:t>
       </w:r>
-      <w:proofErr w:type="spellStart"/>
       <w:r>
         <w:rPr>
           <w:color w:val="000000" w:themeColor="text1"/>
         </w:rPr>
         <w:t>tieneSkills</w:t>
       </w:r>
-      <w:proofErr w:type="spellEnd"/>
       <w:r>
         <w:rPr>
           <w:color w:val="000000" w:themeColor="text1"/>
@@ -1249,14 +1156,12 @@
         </w:rPr>
         <w:t>{/</w:t>
       </w:r>
-      <w:proofErr w:type="spellStart"/>
       <w:r>
         <w:rPr>
           <w:lang w:val="es-ES"/>
         </w:rPr>
         <w:t>tieneSkills</w:t>
       </w:r>
-      <w:proofErr w:type="spellEnd"/>
       <w:r>
         <w:rPr>
           <w:color w:val="000000" w:themeColor="text1"/>
@@ -1482,11 +1387,9 @@
         </w:rPr>
         <w:t>{</w:t>
       </w:r>
-      <w:proofErr w:type="spellStart"/>
       <w:r>
         <w:t>descripcion</w:t>
       </w:r>
-      <w:proofErr w:type="spellEnd"/>
       <w:r>
         <w:rPr>
           <w:lang w:val="es-ES"/>
@@ -1618,23 +1521,7 @@
           <w:b/>
           <w:bCs/>
         </w:rPr>
-        <w:t>{</w:t>
-      </w:r>
-      <w:proofErr w:type="spellStart"/>
-      <w:r>
-        <w:rPr>
-          <w:b/>
-          <w:bCs/>
-        </w:rPr>
-        <w:t>organizacion</w:t>
-      </w:r>
-      <w:proofErr w:type="spellEnd"/>
-      <w:r>
-        <w:rPr>
-          <w:b/>
-          <w:bCs/>
-        </w:rPr>
-        <w:t>}</w:t>
+        <w:t>{organizacion}</w:t>
       </w:r>
     </w:p>
     <w:p>
@@ -1661,15 +1548,7 @@
         <w:t xml:space="preserve">Descripción: </w:t>
       </w:r>
       <w:r>
-        <w:t>{</w:t>
-      </w:r>
-      <w:proofErr w:type="spellStart"/>
-      <w:r>
-        <w:t>descripcion</w:t>
-      </w:r>
-      <w:proofErr w:type="spellEnd"/>
-      <w:r>
-        <w:t>}</w:t>
+        <w:t>{descripcion}</w:t>
       </w:r>
     </w:p>
     <w:p>
@@ -1688,11 +1567,9 @@
       <w:r>
         <w:t>Tiempo de estudios: {</w:t>
       </w:r>
-      <w:proofErr w:type="spellStart"/>
       <w:r>
         <w:t>tiempoEstudio</w:t>
       </w:r>
-      <w:proofErr w:type="spellEnd"/>
       <w:r>
         <w:t>}</w:t>
       </w:r>
@@ -1712,15 +1589,7 @@
         <w:jc w:val="both"/>
       </w:pPr>
       <w:r>
-        <w:t>{/</w:t>
-      </w:r>
-      <w:proofErr w:type="spellStart"/>
-      <w:r>
-        <w:t>tieneCursos</w:t>
-      </w:r>
-      <w:proofErr w:type="spellEnd"/>
-      <w:r>
-        <w:t>}</w:t>
+        <w:t>{/tieneCursos}</w:t>
       </w:r>
     </w:p>
     <w:p>
@@ -1786,15 +1655,7 @@
         <w:jc w:val="both"/>
       </w:pPr>
       <w:r>
-        <w:t>{/</w:t>
-      </w:r>
-      <w:proofErr w:type="spellStart"/>
-      <w:r>
-        <w:t>tieneComentarios</w:t>
-      </w:r>
-      <w:proofErr w:type="spellEnd"/>
-      <w:r>
-        <w:t>}</w:t>
+        <w:t>{/tieneComentarios}</w:t>
       </w:r>
     </w:p>
     <w:sectPr>

--- a/src/assets/PlantillaUno.docx
+++ b/src/assets/PlantillaUno.docx
@@ -76,12 +76,21 @@
           </wp:anchor>
         </w:drawing>
       </w:r>
+      <w:proofErr w:type="spellStart"/>
       <w:r>
         <w:rPr>
           <w:color w:val="45B0E1" w:themeColor="accent1" w:themeTint="99"/>
           <w:lang w:val="es-ES"/>
         </w:rPr>
-        <w:t>Curriculum Vitae</w:t>
+        <w:t>Curriculum</w:t>
+      </w:r>
+      <w:proofErr w:type="spellEnd"/>
+      <w:r>
+        <w:rPr>
+          <w:color w:val="45B0E1" w:themeColor="accent1" w:themeTint="99"/>
+          <w:lang w:val="es-ES"/>
+        </w:rPr>
+        <w:t xml:space="preserve"> Vitae</w:t>
       </w:r>
     </w:p>
     <w:p>
@@ -98,11 +107,19 @@
           <w:lang w:val="es-ES"/>
         </w:rPr>
       </w:pPr>
-      <w:r>
-        <w:rPr>
-          <w:lang w:val="es-ES"/>
-        </w:rPr>
-        <w:t>Curriculum Vitae</w:t>
+      <w:proofErr w:type="spellStart"/>
+      <w:r>
+        <w:rPr>
+          <w:lang w:val="es-ES"/>
+        </w:rPr>
+        <w:t>Curriculum</w:t>
+      </w:r>
+      <w:proofErr w:type="spellEnd"/>
+      <w:r>
+        <w:rPr>
+          <w:lang w:val="es-ES"/>
+        </w:rPr>
+        <w:t xml:space="preserve"> Vitae</w:t>
       </w:r>
     </w:p>
     <w:p>
@@ -175,6 +192,7 @@
         </w:rPr>
         <w:t>{</w:t>
       </w:r>
+      <w:proofErr w:type="spellStart"/>
       <w:r>
         <w:rPr>
           <w:b/>
@@ -191,6 +209,7 @@
         </w:rPr>
         <w:t>tNom</w:t>
       </w:r>
+      <w:proofErr w:type="spellEnd"/>
       <w:r>
         <w:rPr>
           <w:b/>
@@ -223,6 +242,7 @@
         </w:rPr>
         <w:t xml:space="preserve"> {</w:t>
       </w:r>
+      <w:proofErr w:type="spellStart"/>
       <w:r>
         <w:rPr>
           <w:b/>
@@ -230,6 +250,7 @@
         </w:rPr>
         <w:t>EtTiempoExp</w:t>
       </w:r>
+      <w:proofErr w:type="spellEnd"/>
       <w:r>
         <w:rPr>
           <w:b/>
@@ -266,6 +287,7 @@
         </w:rPr>
         <w:t>{</w:t>
       </w:r>
+      <w:proofErr w:type="spellStart"/>
       <w:r>
         <w:rPr>
           <w:b/>
@@ -274,6 +296,7 @@
         </w:rPr>
         <w:t>EtNa</w:t>
       </w:r>
+      <w:proofErr w:type="spellEnd"/>
       <w:r>
         <w:rPr>
           <w:b/>
@@ -351,7 +374,25 @@
           <w:bCs/>
           <w:lang w:val="es-ES"/>
         </w:rPr>
-        <w:t>{idioma} {/EtId}</w:t>
+        <w:t>{idioma} {/</w:t>
+      </w:r>
+      <w:proofErr w:type="spellStart"/>
+      <w:r>
+        <w:rPr>
+          <w:b/>
+          <w:bCs/>
+          <w:lang w:val="es-ES"/>
+        </w:rPr>
+        <w:t>EtId</w:t>
+      </w:r>
+      <w:proofErr w:type="spellEnd"/>
+      <w:r>
+        <w:rPr>
+          <w:b/>
+          <w:bCs/>
+          <w:lang w:val="es-ES"/>
+        </w:rPr>
+        <w:t>}</w:t>
       </w:r>
     </w:p>
     <w:p>
@@ -378,6 +419,7 @@
         </w:rPr>
         <w:t>{</w:t>
       </w:r>
+      <w:proofErr w:type="spellStart"/>
       <w:r>
         <w:rPr>
           <w:b/>
@@ -386,6 +428,7 @@
         </w:rPr>
         <w:t>EtRe</w:t>
       </w:r>
+      <w:proofErr w:type="spellEnd"/>
       <w:r>
         <w:rPr>
           <w:b/>
@@ -416,6 +459,7 @@
         </w:rPr>
         <w:t>{</w:t>
       </w:r>
+      <w:proofErr w:type="spellStart"/>
       <w:r>
         <w:rPr>
           <w:b/>
@@ -425,6 +469,7 @@
         </w:rPr>
         <w:t>EtEd</w:t>
       </w:r>
+      <w:proofErr w:type="spellEnd"/>
       <w:r>
         <w:rPr>
           <w:b/>
@@ -561,7 +606,25 @@
           <w:bCs/>
           <w:lang w:val="es-ES"/>
         </w:rPr>
-        <w:t xml:space="preserve"> {fechaIni}</w:t>
+        <w:t xml:space="preserve"> {</w:t>
+      </w:r>
+      <w:proofErr w:type="spellStart"/>
+      <w:r>
+        <w:rPr>
+          <w:b/>
+          <w:bCs/>
+          <w:lang w:val="es-ES"/>
+        </w:rPr>
+        <w:t>fechaIni</w:t>
+      </w:r>
+      <w:proofErr w:type="spellEnd"/>
+      <w:r>
+        <w:rPr>
+          <w:b/>
+          <w:bCs/>
+          <w:lang w:val="es-ES"/>
+        </w:rPr>
+        <w:t>}</w:t>
       </w:r>
     </w:p>
     <w:p>
@@ -590,6 +653,7 @@
         </w:rPr>
         <w:t xml:space="preserve"> {</w:t>
       </w:r>
+      <w:proofErr w:type="spellStart"/>
       <w:r>
         <w:rPr>
           <w:b/>
@@ -598,6 +662,7 @@
         </w:rPr>
         <w:t>generacion</w:t>
       </w:r>
+      <w:proofErr w:type="spellEnd"/>
       <w:r>
         <w:rPr>
           <w:b/>
@@ -722,10 +787,18 @@
               </w:rPr>
             </w:pPr>
             <w:r>
-              <w:t>{#conocimientos}</w:t>
-            </w:r>
-            <w:r>
-              <w:t>{#conocimiento1}</w:t>
+              <w:t>{#</w:t>
+            </w:r>
+            <w:proofErr w:type="gramStart"/>
+            <w:r>
+              <w:t>conocimientos}</w:t>
+            </w:r>
+            <w:r>
+              <w:t>{</w:t>
+            </w:r>
+            <w:proofErr w:type="gramEnd"/>
+            <w:r>
+              <w:t>#conocimiento1}</w:t>
             </w:r>
             <w:r>
               <w:t>•</w:t>
@@ -747,11 +820,16 @@
               </w:rPr>
             </w:pPr>
             <w:r>
-              <w:t>{#conocimiento2}</w:t>
+              <w:t>{#conocimiento</w:t>
+            </w:r>
+            <w:proofErr w:type="gramStart"/>
+            <w:r>
+              <w:t>2}</w:t>
             </w:r>
             <w:r>
               <w:t>•</w:t>
             </w:r>
+            <w:proofErr w:type="gramEnd"/>
             <w:r>
               <w:t>{conocimiento</w:t>
             </w:r>
@@ -778,11 +856,16 @@
               </w:rPr>
             </w:pPr>
             <w:r>
-              <w:t>{#conocimiento3}</w:t>
+              <w:t>{#conocimiento</w:t>
+            </w:r>
+            <w:proofErr w:type="gramStart"/>
+            <w:r>
+              <w:t>3}</w:t>
             </w:r>
             <w:r>
               <w:t>•</w:t>
             </w:r>
+            <w:proofErr w:type="gramEnd"/>
             <w:r>
               <w:t>{conocimiento</w:t>
             </w:r>
@@ -809,11 +892,16 @@
               </w:rPr>
             </w:pPr>
             <w:r>
-              <w:t>{#conocimiento4}</w:t>
+              <w:t>{#conocimiento</w:t>
+            </w:r>
+            <w:proofErr w:type="gramStart"/>
+            <w:r>
+              <w:t>4}</w:t>
             </w:r>
             <w:r>
               <w:t>•</w:t>
             </w:r>
+            <w:proofErr w:type="gramEnd"/>
             <w:r>
               <w:t>{conocimiento</w:t>
             </w:r>
@@ -848,12 +936,14 @@
         </w:rPr>
         <w:t>{/</w:t>
       </w:r>
+      <w:proofErr w:type="spellStart"/>
       <w:r>
         <w:rPr>
           <w:color w:val="000000" w:themeColor="text1"/>
         </w:rPr>
         <w:t>tieneConocimientos</w:t>
       </w:r>
+      <w:proofErr w:type="spellEnd"/>
       <w:r>
         <w:rPr>
           <w:color w:val="000000" w:themeColor="text1"/>
@@ -876,12 +966,14 @@
         </w:rPr>
         <w:t>{#</w:t>
       </w:r>
+      <w:proofErr w:type="spellStart"/>
       <w:r>
         <w:rPr>
           <w:color w:val="000000" w:themeColor="text1"/>
         </w:rPr>
         <w:t>tieneSkills</w:t>
       </w:r>
+      <w:proofErr w:type="spellEnd"/>
       <w:r>
         <w:rPr>
           <w:color w:val="000000" w:themeColor="text1"/>
@@ -892,6 +984,7 @@
     </w:p>
     <w:p>
       <w:pPr>
+        <w:keepNext/>
         <w:spacing w:before="240" w:after="0"/>
         <w:rPr>
           <w:b/>
@@ -912,6 +1005,7 @@
     </w:p>
     <w:p>
       <w:pPr>
+        <w:keepNext/>
         <w:spacing w:after="0"/>
         <w:rPr>
           <w:b/>
@@ -962,15 +1056,24 @@
           </w:tcPr>
           <w:p>
             <w:pPr>
+              <w:keepNext/>
               <w:rPr>
                 <w:lang w:val="es-ES"/>
               </w:rPr>
             </w:pPr>
             <w:r>
-              <w:t>{#habilidades}</w:t>
-            </w:r>
-            <w:r>
               <w:t>{#</w:t>
+            </w:r>
+            <w:proofErr w:type="gramStart"/>
+            <w:r>
+              <w:t>habilidades}</w:t>
+            </w:r>
+            <w:r>
+              <w:t>{</w:t>
+            </w:r>
+            <w:proofErr w:type="gramEnd"/>
+            <w:r>
+              <w:t>#</w:t>
             </w:r>
             <w:r>
               <w:t>skill</w:t>
@@ -1008,6 +1111,7 @@
           </w:tcPr>
           <w:p>
             <w:pPr>
+              <w:keepNext/>
               <w:rPr>
                 <w:lang w:val="es-ES"/>
               </w:rPr>
@@ -1018,12 +1122,14 @@
             <w:r>
               <w:t>skill</w:t>
             </w:r>
+            <w:proofErr w:type="gramStart"/>
             <w:r>
               <w:t>2}</w:t>
             </w:r>
             <w:r>
               <w:t>•</w:t>
             </w:r>
+            <w:proofErr w:type="gramEnd"/>
             <w:r>
               <w:t>{</w:t>
             </w:r>
@@ -1051,6 +1157,7 @@
           </w:tcPr>
           <w:p>
             <w:pPr>
+              <w:keepNext/>
               <w:rPr>
                 <w:lang w:val="es-ES"/>
               </w:rPr>
@@ -1061,12 +1168,14 @@
             <w:r>
               <w:t>skill</w:t>
             </w:r>
+            <w:proofErr w:type="gramStart"/>
             <w:r>
               <w:t>3}</w:t>
             </w:r>
             <w:r>
               <w:t>•</w:t>
             </w:r>
+            <w:proofErr w:type="gramEnd"/>
             <w:r>
               <w:t>{</w:t>
             </w:r>
@@ -1094,6 +1203,7 @@
           </w:tcPr>
           <w:p>
             <w:pPr>
+              <w:keepNext/>
               <w:rPr>
                 <w:lang w:val="es-ES"/>
               </w:rPr>
@@ -1104,12 +1214,14 @@
             <w:r>
               <w:t>skill</w:t>
             </w:r>
+            <w:proofErr w:type="gramStart"/>
             <w:r>
               <w:t>4}</w:t>
             </w:r>
             <w:r>
               <w:t>•</w:t>
             </w:r>
+            <w:proofErr w:type="gramEnd"/>
             <w:r>
               <w:t>{</w:t>
             </w:r>
@@ -1156,12 +1268,14 @@
         </w:rPr>
         <w:t>{/</w:t>
       </w:r>
+      <w:proofErr w:type="spellStart"/>
       <w:r>
         <w:rPr>
           <w:lang w:val="es-ES"/>
         </w:rPr>
         <w:t>tieneSkills</w:t>
       </w:r>
+      <w:proofErr w:type="spellEnd"/>
       <w:r>
         <w:rPr>
           <w:color w:val="000000" w:themeColor="text1"/>
@@ -1172,6 +1286,7 @@
     </w:p>
     <w:p>
       <w:pPr>
+        <w:keepNext/>
         <w:spacing w:before="240" w:after="0"/>
         <w:rPr>
           <w:b/>
@@ -1192,6 +1307,7 @@
     </w:p>
     <w:p>
       <w:pPr>
+        <w:keepNext/>
         <w:spacing w:after="0"/>
         <w:rPr>
           <w:b/>
@@ -1387,9 +1503,11 @@
         </w:rPr>
         <w:t>{</w:t>
       </w:r>
+      <w:proofErr w:type="spellStart"/>
       <w:r>
         <w:t>descripcion</w:t>
       </w:r>
+      <w:proofErr w:type="spellEnd"/>
       <w:r>
         <w:rPr>
           <w:lang w:val="es-ES"/>
@@ -1437,6 +1555,7 @@
     </w:p>
     <w:p>
       <w:pPr>
+        <w:keepNext/>
         <w:spacing w:after="0"/>
         <w:rPr>
           <w:b/>
@@ -1457,6 +1576,7 @@
     </w:p>
     <w:p>
       <w:pPr>
+        <w:keepNext/>
         <w:spacing w:after="0"/>
         <w:rPr>
           <w:b/>
@@ -1521,7 +1641,23 @@
           <w:b/>
           <w:bCs/>
         </w:rPr>
-        <w:t>{organizacion}</w:t>
+        <w:t>{</w:t>
+      </w:r>
+      <w:proofErr w:type="spellStart"/>
+      <w:r>
+        <w:rPr>
+          <w:b/>
+          <w:bCs/>
+        </w:rPr>
+        <w:t>organizacion</w:t>
+      </w:r>
+      <w:proofErr w:type="spellEnd"/>
+      <w:r>
+        <w:rPr>
+          <w:b/>
+          <w:bCs/>
+        </w:rPr>
+        <w:t>}</w:t>
       </w:r>
     </w:p>
     <w:p>
@@ -1548,7 +1684,15 @@
         <w:t xml:space="preserve">Descripción: </w:t>
       </w:r>
       <w:r>
-        <w:t>{descripcion}</w:t>
+        <w:t>{</w:t>
+      </w:r>
+      <w:proofErr w:type="spellStart"/>
+      <w:r>
+        <w:t>descripcion</w:t>
+      </w:r>
+      <w:proofErr w:type="spellEnd"/>
+      <w:r>
+        <w:t>}</w:t>
       </w:r>
     </w:p>
     <w:p>
@@ -1567,9 +1711,11 @@
       <w:r>
         <w:t>Tiempo de estudios: {</w:t>
       </w:r>
+      <w:proofErr w:type="spellStart"/>
       <w:r>
         <w:t>tiempoEstudio</w:t>
       </w:r>
+      <w:proofErr w:type="spellEnd"/>
       <w:r>
         <w:t>}</w:t>
       </w:r>
@@ -1589,7 +1735,15 @@
         <w:jc w:val="both"/>
       </w:pPr>
       <w:r>
-        <w:t>{/tieneCursos}</w:t>
+        <w:t>{/</w:t>
+      </w:r>
+      <w:proofErr w:type="spellStart"/>
+      <w:r>
+        <w:t>tieneCursos</w:t>
+      </w:r>
+      <w:proofErr w:type="spellEnd"/>
+      <w:r>
+        <w:t>}</w:t>
       </w:r>
     </w:p>
     <w:p>
@@ -1608,6 +1762,7 @@
     </w:p>
     <w:p>
       <w:pPr>
+        <w:keepNext/>
         <w:spacing w:after="0"/>
         <w:rPr>
           <w:b/>
@@ -1628,6 +1783,7 @@
     </w:p>
     <w:p>
       <w:pPr>
+        <w:keepNext/>
         <w:spacing w:after="0"/>
         <w:rPr>
           <w:b/>
@@ -1655,7 +1811,15 @@
         <w:jc w:val="both"/>
       </w:pPr>
       <w:r>
-        <w:t>{/tieneComentarios}</w:t>
+        <w:t>{/</w:t>
+      </w:r>
+      <w:proofErr w:type="spellStart"/>
+      <w:r>
+        <w:t>tieneComentarios</w:t>
+      </w:r>
+      <w:proofErr w:type="spellEnd"/>
+      <w:r>
+        <w:t>}</w:t>
       </w:r>
     </w:p>
     <w:sectPr>

--- a/src/assets/PlantillaUno.docx
+++ b/src/assets/PlantillaUno.docx
@@ -803,10 +803,18 @@
               </w:rPr>
             </w:pPr>
             <w:r>
-              <w:t>{#conocimientos}</w:t>
-            </w:r>
-            <w:r>
-              <w:t>{#conocimiento1}</w:t>
+              <w:t>{#</w:t>
+            </w:r>
+            <w:proofErr w:type="gramStart"/>
+            <w:r>
+              <w:t>conocimientos}</w:t>
+            </w:r>
+            <w:r>
+              <w:t>{</w:t>
+            </w:r>
+            <w:proofErr w:type="gramEnd"/>
+            <w:r>
+              <w:t>#conocimiento1}</w:t>
             </w:r>
             <w:r>
               <w:t>•</w:t>
@@ -828,11 +836,16 @@
               </w:rPr>
             </w:pPr>
             <w:r>
-              <w:t>{#conocimiento2}</w:t>
+              <w:t>{#conocimiento</w:t>
+            </w:r>
+            <w:proofErr w:type="gramStart"/>
+            <w:r>
+              <w:t>2}</w:t>
             </w:r>
             <w:r>
               <w:t>•</w:t>
             </w:r>
+            <w:proofErr w:type="gramEnd"/>
             <w:r>
               <w:t>{conocimiento</w:t>
             </w:r>
@@ -859,11 +872,16 @@
               </w:rPr>
             </w:pPr>
             <w:r>
-              <w:t>{#conocimiento3}</w:t>
+              <w:t>{#conocimiento</w:t>
+            </w:r>
+            <w:proofErr w:type="gramStart"/>
+            <w:r>
+              <w:t>3}</w:t>
             </w:r>
             <w:r>
               <w:t>•</w:t>
             </w:r>
+            <w:proofErr w:type="gramEnd"/>
             <w:r>
               <w:t>{conocimiento</w:t>
             </w:r>
@@ -890,11 +908,16 @@
               </w:rPr>
             </w:pPr>
             <w:r>
-              <w:t>{#conocimiento4}</w:t>
+              <w:t>{#conocimiento</w:t>
+            </w:r>
+            <w:proofErr w:type="gramStart"/>
+            <w:r>
+              <w:t>4}</w:t>
             </w:r>
             <w:r>
               <w:t>•</w:t>
             </w:r>
+            <w:proofErr w:type="gramEnd"/>
             <w:r>
               <w:t>{conocimiento</w:t>
             </w:r>
@@ -977,6 +1000,7 @@
     </w:p>
     <w:p>
       <w:pPr>
+        <w:keepNext/>
         <w:spacing w:before="240" w:after="0"/>
         <w:rPr>
           <w:b/>
@@ -997,6 +1021,7 @@
     </w:p>
     <w:p>
       <w:pPr>
+        <w:keepNext/>
         <w:spacing w:after="0"/>
         <w:rPr>
           <w:b/>
@@ -1047,15 +1072,24 @@
           </w:tcPr>
           <w:p>
             <w:pPr>
+              <w:keepNext/>
               <w:rPr>
                 <w:lang w:val="es-ES"/>
               </w:rPr>
             </w:pPr>
             <w:r>
-              <w:t>{#habilidades}</w:t>
-            </w:r>
-            <w:r>
               <w:t>{#</w:t>
+            </w:r>
+            <w:proofErr w:type="gramStart"/>
+            <w:r>
+              <w:t>habilidades}</w:t>
+            </w:r>
+            <w:r>
+              <w:t>{</w:t>
+            </w:r>
+            <w:proofErr w:type="gramEnd"/>
+            <w:r>
+              <w:t>#</w:t>
             </w:r>
             <w:r>
               <w:t>skill</w:t>
@@ -1093,6 +1127,7 @@
           </w:tcPr>
           <w:p>
             <w:pPr>
+              <w:keepNext/>
               <w:rPr>
                 <w:lang w:val="es-ES"/>
               </w:rPr>
@@ -1103,12 +1138,14 @@
             <w:r>
               <w:t>skill</w:t>
             </w:r>
+            <w:proofErr w:type="gramStart"/>
             <w:r>
               <w:t>2}</w:t>
             </w:r>
             <w:r>
               <w:t>•</w:t>
             </w:r>
+            <w:proofErr w:type="gramEnd"/>
             <w:r>
               <w:t>{</w:t>
             </w:r>
@@ -1136,6 +1173,7 @@
           </w:tcPr>
           <w:p>
             <w:pPr>
+              <w:keepNext/>
               <w:rPr>
                 <w:lang w:val="es-ES"/>
               </w:rPr>
@@ -1146,12 +1184,14 @@
             <w:r>
               <w:t>skill</w:t>
             </w:r>
+            <w:proofErr w:type="gramStart"/>
             <w:r>
               <w:t>3}</w:t>
             </w:r>
             <w:r>
               <w:t>•</w:t>
             </w:r>
+            <w:proofErr w:type="gramEnd"/>
             <w:r>
               <w:t>{</w:t>
             </w:r>
@@ -1179,6 +1219,7 @@
           </w:tcPr>
           <w:p>
             <w:pPr>
+              <w:keepNext/>
               <w:rPr>
                 <w:lang w:val="es-ES"/>
               </w:rPr>
@@ -1189,12 +1230,14 @@
             <w:r>
               <w:t>skill</w:t>
             </w:r>
+            <w:proofErr w:type="gramStart"/>
             <w:r>
               <w:t>4}</w:t>
             </w:r>
             <w:r>
               <w:t>•</w:t>
             </w:r>
+            <w:proofErr w:type="gramEnd"/>
             <w:r>
               <w:t>{</w:t>
             </w:r>
@@ -1273,6 +1316,7 @@
     </w:p>
     <w:p>
       <w:pPr>
+        <w:keepNext/>
         <w:spacing w:after="0"/>
         <w:rPr>
           <w:b/>
@@ -1288,11 +1332,13 @@
           <w:color w:val="0070C0"/>
           <w:lang w:val="es-ES"/>
         </w:rPr>
+        <w:lastRenderedPageBreak/>
         <w:t>OTROS ESTUDIOS</w:t>
       </w:r>
     </w:p>
     <w:p>
       <w:pPr>
+        <w:keepNext/>
         <w:spacing w:after="0"/>
         <w:rPr>
           <w:b/>
@@ -1312,16 +1358,17 @@
     </w:p>
     <w:p>
       <w:pPr>
+        <w:keepNext/>
         <w:spacing w:after="0"/>
         <w:jc w:val="both"/>
       </w:pPr>
       <w:r>
-        <w:lastRenderedPageBreak/>
         <w:t>{#cursos}</w:t>
       </w:r>
     </w:p>
     <w:p>
       <w:pPr>
+        <w:keepNext/>
         <w:spacing w:after="0"/>
         <w:jc w:val="both"/>
         <w:rPr>
@@ -1479,6 +1526,7 @@
     </w:p>
     <w:p>
       <w:pPr>
+        <w:keepNext/>
         <w:spacing w:after="0"/>
         <w:rPr>
           <w:b/>
@@ -1499,6 +1547,7 @@
     </w:p>
     <w:p>
       <w:pPr>
+        <w:keepNext/>
         <w:spacing w:after="0"/>
         <w:rPr>
           <w:b/>
@@ -1517,6 +1566,9 @@
       </w:r>
     </w:p>
     <w:p>
+      <w:pPr>
+        <w:keepNext/>
+      </w:pPr>
       <w:r>
         <w:t>{comentarios}</w:t>
       </w:r>

--- a/src/assets/PlantillaUno.docx
+++ b/src/assets/PlantillaUno.docx
@@ -745,6 +745,15 @@
         </w:rPr>
         <w:t>CONOCIMIENTO TECNICO</w:t>
       </w:r>
+      <w:r>
+        <w:rPr>
+          <w:b/>
+          <w:bCs/>
+          <w:color w:val="0070C0"/>
+          <w:lang w:val="es-ES"/>
+        </w:rPr>
+        <w:t xml:space="preserve"> </w:t>
+      </w:r>
     </w:p>
     <w:p>
       <w:pPr>
@@ -1271,7 +1280,7 @@
     </w:tbl>
     <w:p>
       <w:pPr>
-        <w:jc w:val="both"/>
+        <w:spacing w:before="240"/>
         <w:rPr>
           <w:color w:val="000000" w:themeColor="text1"/>
           <w:lang w:val="es-ES"/>
@@ -1287,7 +1296,7 @@
       <w:proofErr w:type="spellStart"/>
       <w:r>
         <w:rPr>
-          <w:lang w:val="es-ES"/>
+          <w:color w:val="000000" w:themeColor="text1"/>
         </w:rPr>
         <w:t>tieneSkills</w:t>
       </w:r>
@@ -1302,16 +1311,28 @@
     </w:p>
     <w:p>
       <w:pPr>
-        <w:jc w:val="both"/>
-        <w:rPr>
-          <w:lang w:val="es-ES"/>
-        </w:rPr>
-      </w:pPr>
-      <w:r>
-        <w:rPr>
-          <w:lang w:val="es-ES"/>
-        </w:rPr>
-        <w:t>{#tieneCursos}</w:t>
+        <w:spacing w:before="240"/>
+        <w:rPr>
+          <w:lang w:val="es-ES"/>
+        </w:rPr>
+      </w:pPr>
+      <w:r>
+        <w:rPr>
+          <w:lang w:val="es-ES"/>
+        </w:rPr>
+        <w:t>{#</w:t>
+      </w:r>
+      <w:r>
+        <w:rPr>
+          <w:color w:val="000000" w:themeColor="text1"/>
+        </w:rPr>
+        <w:t>tieneCursos</w:t>
+      </w:r>
+      <w:r>
+        <w:rPr>
+          <w:lang w:val="es-ES"/>
+        </w:rPr>
+        <w:t>}</w:t>
       </w:r>
     </w:p>
     <w:p>

--- a/src/assets/PlantillaUno.docx
+++ b/src/assets/PlantillaUno.docx
@@ -1009,7 +1009,6 @@
     </w:p>
     <w:p>
       <w:pPr>
-        <w:keepNext/>
         <w:spacing w:before="240" w:after="0"/>
         <w:rPr>
           <w:b/>
@@ -1030,7 +1029,6 @@
     </w:p>
     <w:p>
       <w:pPr>
-        <w:keepNext/>
         <w:spacing w:after="0"/>
         <w:rPr>
           <w:b/>
@@ -1081,7 +1079,6 @@
           </w:tcPr>
           <w:p>
             <w:pPr>
-              <w:keepNext/>
               <w:rPr>
                 <w:lang w:val="es-ES"/>
               </w:rPr>
@@ -1136,7 +1133,6 @@
           </w:tcPr>
           <w:p>
             <w:pPr>
-              <w:keepNext/>
               <w:rPr>
                 <w:lang w:val="es-ES"/>
               </w:rPr>
@@ -1182,7 +1178,6 @@
           </w:tcPr>
           <w:p>
             <w:pPr>
-              <w:keepNext/>
               <w:rPr>
                 <w:lang w:val="es-ES"/>
               </w:rPr>
@@ -1228,7 +1223,6 @@
           </w:tcPr>
           <w:p>
             <w:pPr>
-              <w:keepNext/>
               <w:rPr>
                 <w:lang w:val="es-ES"/>
               </w:rPr>
@@ -1337,7 +1331,6 @@
     </w:p>
     <w:p>
       <w:pPr>
-        <w:keepNext/>
         <w:spacing w:after="0"/>
         <w:rPr>
           <w:b/>
@@ -1353,33 +1346,31 @@
           <w:color w:val="0070C0"/>
           <w:lang w:val="es-ES"/>
         </w:rPr>
+        <w:t>OTROS ESTUDIOS</w:t>
+      </w:r>
+    </w:p>
+    <w:p>
+      <w:pPr>
+        <w:spacing w:after="0"/>
+        <w:rPr>
+          <w:b/>
+          <w:bCs/>
+          <w:color w:val="000000" w:themeColor="text1"/>
+          <w:lang w:val="es-ES"/>
+        </w:rPr>
+      </w:pPr>
+      <w:r>
+        <w:rPr>
+          <w:b/>
+          <w:bCs/>
+          <w:color w:val="000000" w:themeColor="text1"/>
+        </w:rPr>
         <w:lastRenderedPageBreak/>
-        <w:t>OTROS ESTUDIOS</w:t>
-      </w:r>
-    </w:p>
-    <w:p>
-      <w:pPr>
-        <w:keepNext/>
-        <w:spacing w:after="0"/>
-        <w:rPr>
-          <w:b/>
-          <w:bCs/>
-          <w:color w:val="000000" w:themeColor="text1"/>
-          <w:lang w:val="es-ES"/>
-        </w:rPr>
-      </w:pPr>
-      <w:r>
-        <w:rPr>
-          <w:b/>
-          <w:bCs/>
-          <w:color w:val="000000" w:themeColor="text1"/>
-        </w:rPr>
         <w:t>‾‾‾‾‾‾‾‾‾‾‾‾‾‾‾‾‾‾‾‾‾‾‾‾‾‾‾‾‾‾‾‾‾‾‾‾‾‾‾‾‾‾‾‾‾‾‾‾‾‾‾‾‾‾‾‾‾‾‾‾‾‾‾‾‾‾‾‾‾‾‾‾‾‾‾‾‾‾‾‾‾‾‾‾‾‾‾‾‾‾‾‾‾‾‾‾‾</w:t>
       </w:r>
     </w:p>
     <w:p>
       <w:pPr>
-        <w:keepNext/>
         <w:spacing w:after="0"/>
         <w:jc w:val="both"/>
       </w:pPr>
@@ -1389,7 +1380,6 @@
     </w:p>
     <w:p>
       <w:pPr>
-        <w:keepNext/>
         <w:spacing w:after="0"/>
         <w:jc w:val="both"/>
         <w:rPr>
@@ -1547,7 +1537,6 @@
     </w:p>
     <w:p>
       <w:pPr>
-        <w:keepNext/>
         <w:spacing w:after="0"/>
         <w:rPr>
           <w:b/>
@@ -1568,7 +1557,6 @@
     </w:p>
     <w:p>
       <w:pPr>
-        <w:keepNext/>
         <w:spacing w:after="0"/>
         <w:rPr>
           <w:b/>
@@ -1587,9 +1575,6 @@
       </w:r>
     </w:p>
     <w:p>
-      <w:pPr>
-        <w:keepNext/>
-      </w:pPr>
       <w:r>
         <w:t>{comentarios}</w:t>
       </w:r>

--- a/src/assets/PlantillaUno.docx
+++ b/src/assets/PlantillaUno.docx
@@ -1056,7 +1056,6 @@
           </w:tcPr>
           <w:p>
             <w:pPr>
-              <w:keepNext/>
               <w:rPr>
                 <w:lang w:val="es-ES"/>
               </w:rPr>
@@ -1111,7 +1110,6 @@
           </w:tcPr>
           <w:p>
             <w:pPr>
-              <w:keepNext/>
               <w:rPr>
                 <w:lang w:val="es-ES"/>
               </w:rPr>
@@ -1157,7 +1155,6 @@
           </w:tcPr>
           <w:p>
             <w:pPr>
-              <w:keepNext/>
               <w:rPr>
                 <w:lang w:val="es-ES"/>
               </w:rPr>
@@ -1203,7 +1200,6 @@
           </w:tcPr>
           <w:p>
             <w:pPr>
-              <w:keepNext/>
               <w:rPr>
                 <w:lang w:val="es-ES"/>
               </w:rPr>
@@ -1286,8 +1282,7 @@
     </w:p>
     <w:p>
       <w:pPr>
-        <w:keepNext/>
-        <w:spacing w:before="240" w:after="0"/>
+        <w:spacing w:after="0"/>
         <w:rPr>
           <w:b/>
           <w:bCs/>
@@ -1295,15 +1290,6 @@
           <w:lang w:val="es-ES"/>
         </w:rPr>
       </w:pPr>
-      <w:r>
-        <w:rPr>
-          <w:b/>
-          <w:bCs/>
-          <w:color w:val="0070C0"/>
-          <w:lang w:val="es-ES"/>
-        </w:rPr>
-        <w:t>EXPERIENCIA LABORAL</w:t>
-      </w:r>
     </w:p>
     <w:p>
       <w:pPr>
@@ -1312,6 +1298,28 @@
         <w:rPr>
           <w:b/>
           <w:bCs/>
+          <w:color w:val="0070C0"/>
+          <w:lang w:val="es-ES"/>
+        </w:rPr>
+      </w:pPr>
+      <w:r>
+        <w:rPr>
+          <w:b/>
+          <w:bCs/>
+          <w:color w:val="0070C0"/>
+          <w:lang w:val="es-ES"/>
+        </w:rPr>
+        <w:lastRenderedPageBreak/>
+        <w:t>EXPERIENCIA LABORAL</w:t>
+      </w:r>
+    </w:p>
+    <w:p>
+      <w:pPr>
+        <w:keepNext/>
+        <w:spacing w:after="0"/>
+        <w:rPr>
+          <w:b/>
+          <w:bCs/>
           <w:color w:val="000000" w:themeColor="text1"/>
           <w:lang w:val="es-ES"/>
         </w:rPr>
@@ -1327,6 +1335,7 @@
     </w:p>
     <w:p>
       <w:pPr>
+        <w:keepNext/>
         <w:spacing w:after="0"/>
         <w:jc w:val="both"/>
       </w:pPr>
@@ -1348,6 +1357,7 @@
     </w:p>
     <w:p>
       <w:pPr>
+        <w:keepNext/>
         <w:spacing w:after="0"/>
         <w:jc w:val="both"/>
         <w:rPr>
@@ -1408,7 +1418,6 @@
         <w:rPr>
           <w:lang w:val="es-ES"/>
         </w:rPr>
-        <w:lastRenderedPageBreak/>
         <w:t>Empresa</w:t>
       </w:r>
       <w:r>
@@ -1555,7 +1564,6 @@
     </w:p>
     <w:p>
       <w:pPr>
-        <w:keepNext/>
         <w:spacing w:after="0"/>
         <w:rPr>
           <w:b/>
@@ -1576,7 +1584,6 @@
     </w:p>
     <w:p>
       <w:pPr>
-        <w:keepNext/>
         <w:spacing w:after="0"/>
         <w:rPr>
           <w:b/>
@@ -1762,7 +1769,6 @@
     </w:p>
     <w:p>
       <w:pPr>
-        <w:keepNext/>
         <w:spacing w:after="0"/>
         <w:rPr>
           <w:b/>
@@ -1783,7 +1789,6 @@
     </w:p>
     <w:p>
       <w:pPr>
-        <w:keepNext/>
         <w:spacing w:after="0"/>
         <w:rPr>
           <w:b/>

--- a/src/assets/PlantillaUno.docx
+++ b/src/assets/PlantillaUno.docx
@@ -374,7 +374,7 @@
           <w:bCs/>
           <w:lang w:val="es-ES"/>
         </w:rPr>
-        <w:t>{idioma} – {nivel}</w:t>
+        <w:t>{idioma}</w:t>
       </w:r>
       <w:r>
         <w:rPr>
@@ -744,6 +744,15 @@
           <w:lang w:val="es-ES"/>
         </w:rPr>
         <w:t>CONOCIMIENTO TECNICO</w:t>
+      </w:r>
+      <w:r>
+        <w:rPr>
+          <w:b/>
+          <w:bCs/>
+          <w:color w:val="0070C0"/>
+          <w:lang w:val="es-ES"/>
+        </w:rPr>
+        <w:t xml:space="preserve"> </w:t>
       </w:r>
     </w:p>
     <w:p>
@@ -836,11 +845,16 @@
               </w:rPr>
             </w:pPr>
             <w:r>
-              <w:t>{#conocimiento2}</w:t>
+              <w:t>{#conocimiento</w:t>
+            </w:r>
+            <w:proofErr w:type="gramStart"/>
+            <w:r>
+              <w:t>2}</w:t>
             </w:r>
             <w:r>
               <w:t>•</w:t>
             </w:r>
+            <w:proofErr w:type="gramEnd"/>
             <w:r>
               <w:t>{conocimiento</w:t>
             </w:r>
@@ -867,11 +881,16 @@
               </w:rPr>
             </w:pPr>
             <w:r>
-              <w:t>{#conocimiento3}</w:t>
+              <w:t>{#conocimiento</w:t>
+            </w:r>
+            <w:proofErr w:type="gramStart"/>
+            <w:r>
+              <w:t>3}</w:t>
             </w:r>
             <w:r>
               <w:t>•</w:t>
             </w:r>
+            <w:proofErr w:type="gramEnd"/>
             <w:r>
               <w:t>{conocimiento</w:t>
             </w:r>
@@ -898,11 +917,16 @@
               </w:rPr>
             </w:pPr>
             <w:r>
-              <w:t>{#conocimiento4}</w:t>
+              <w:t>{#conocimiento</w:t>
+            </w:r>
+            <w:proofErr w:type="gramStart"/>
+            <w:r>
+              <w:t>4}</w:t>
             </w:r>
             <w:r>
               <w:t>•</w:t>
             </w:r>
+            <w:proofErr w:type="gramEnd"/>
             <w:r>
               <w:t>{conocimiento</w:t>
             </w:r>
@@ -1060,10 +1084,18 @@
               </w:rPr>
             </w:pPr>
             <w:r>
-              <w:t>{#habilidades}</w:t>
-            </w:r>
-            <w:r>
               <w:t>{#</w:t>
+            </w:r>
+            <w:proofErr w:type="gramStart"/>
+            <w:r>
+              <w:t>habilidades}</w:t>
+            </w:r>
+            <w:r>
+              <w:t>{</w:t>
+            </w:r>
+            <w:proofErr w:type="gramEnd"/>
+            <w:r>
+              <w:t>#</w:t>
             </w:r>
             <w:r>
               <w:t>skill</w:t>
@@ -1111,12 +1143,14 @@
             <w:r>
               <w:t>skill</w:t>
             </w:r>
+            <w:proofErr w:type="gramStart"/>
             <w:r>
               <w:t>2}</w:t>
             </w:r>
             <w:r>
               <w:t>•</w:t>
             </w:r>
+            <w:proofErr w:type="gramEnd"/>
             <w:r>
               <w:t>{</w:t>
             </w:r>
@@ -1154,12 +1188,14 @@
             <w:r>
               <w:t>skill</w:t>
             </w:r>
+            <w:proofErr w:type="gramStart"/>
             <w:r>
               <w:t>3}</w:t>
             </w:r>
             <w:r>
               <w:t>•</w:t>
             </w:r>
+            <w:proofErr w:type="gramEnd"/>
             <w:r>
               <w:t>{</w:t>
             </w:r>
@@ -1197,12 +1233,14 @@
             <w:r>
               <w:t>skill</w:t>
             </w:r>
+            <w:proofErr w:type="gramStart"/>
             <w:r>
               <w:t>4}</w:t>
             </w:r>
             <w:r>
               <w:t>•</w:t>
             </w:r>
+            <w:proofErr w:type="gramEnd"/>
             <w:r>
               <w:t>{</w:t>
             </w:r>
@@ -1236,7 +1274,7 @@
     </w:tbl>
     <w:p>
       <w:pPr>
-        <w:jc w:val="both"/>
+        <w:spacing w:before="240"/>
         <w:rPr>
           <w:color w:val="000000" w:themeColor="text1"/>
           <w:lang w:val="es-ES"/>
@@ -1252,7 +1290,7 @@
       <w:proofErr w:type="spellStart"/>
       <w:r>
         <w:rPr>
-          <w:lang w:val="es-ES"/>
+          <w:color w:val="000000" w:themeColor="text1"/>
         </w:rPr>
         <w:t>tieneSkills</w:t>
       </w:r>
@@ -1267,7 +1305,33 @@
     </w:p>
     <w:p>
       <w:pPr>
-        <w:spacing w:before="240" w:after="0"/>
+        <w:spacing w:before="240"/>
+        <w:rPr>
+          <w:lang w:val="es-ES"/>
+        </w:rPr>
+      </w:pPr>
+      <w:r>
+        <w:rPr>
+          <w:lang w:val="es-ES"/>
+        </w:rPr>
+        <w:t>{#</w:t>
+      </w:r>
+      <w:r>
+        <w:rPr>
+          <w:color w:val="000000" w:themeColor="text1"/>
+        </w:rPr>
+        <w:t>tieneCursos</w:t>
+      </w:r>
+      <w:r>
+        <w:rPr>
+          <w:lang w:val="es-ES"/>
+        </w:rPr>
+        <w:t>}</w:t>
+      </w:r>
+    </w:p>
+    <w:p>
+      <w:pPr>
+        <w:spacing w:after="0"/>
         <w:rPr>
           <w:b/>
           <w:bCs/>
@@ -1282,7 +1346,7 @@
           <w:color w:val="0070C0"/>
           <w:lang w:val="es-ES"/>
         </w:rPr>
-        <w:t>EXPERIENCIA LABORAL</w:t>
+        <w:t>OTROS ESTUDIOS</w:t>
       </w:r>
     </w:p>
     <w:p>
@@ -1301,273 +1365,7 @@
           <w:bCs/>
           <w:color w:val="000000" w:themeColor="text1"/>
         </w:rPr>
-        <w:t>‾‾‾‾‾‾‾‾‾‾‾‾‾‾‾‾‾‾‾‾‾‾‾‾‾‾‾‾‾‾‾‾‾‾‾‾‾‾‾‾‾‾‾‾‾‾‾‾‾‾‾‾‾‾‾‾‾‾‾‾‾‾‾‾‾‾‾‾‾‾‾‾‾‾‾‾‾‾‾‾‾‾‾‾‾‾‾‾‾‾‾‾‾‾‾‾‾</w:t>
-      </w:r>
-    </w:p>
-    <w:p>
-      <w:pPr>
-        <w:spacing w:after="0"/>
-        <w:jc w:val="both"/>
-      </w:pPr>
-      <w:r>
-        <w:rPr>
-          <w:lang w:val="es-ES"/>
-        </w:rPr>
-        <w:t>{#</w:t>
-      </w:r>
-      <w:r>
-        <w:t>experiencias</w:t>
-      </w:r>
-      <w:r>
-        <w:rPr>
-          <w:lang w:val="es-ES"/>
-        </w:rPr>
-        <w:t>}</w:t>
-      </w:r>
-    </w:p>
-    <w:p>
-      <w:pPr>
-        <w:spacing w:after="0"/>
-        <w:jc w:val="both"/>
-        <w:rPr>
-          <w:b/>
-          <w:bCs/>
-          <w:lang w:val="es-ES"/>
-        </w:rPr>
-      </w:pPr>
-      <w:r>
-        <w:rPr>
-          <w:lang w:val="es-ES"/>
-        </w:rPr>
-        <w:t>Puesto</w:t>
-      </w:r>
-      <w:r>
-        <w:rPr>
-          <w:lang w:val="es-ES"/>
-        </w:rPr>
-        <w:t>:</w:t>
-      </w:r>
-      <w:r>
-        <w:rPr>
-          <w:b/>
-          <w:bCs/>
-          <w:lang w:val="es-ES"/>
-        </w:rPr>
-        <w:t xml:space="preserve"> {</w:t>
-      </w:r>
-      <w:r>
-        <w:rPr>
-          <w:b/>
-          <w:bCs/>
-          <w:lang w:val="es-ES"/>
-        </w:rPr>
-        <w:t>puesto</w:t>
-      </w:r>
-      <w:r>
-        <w:rPr>
-          <w:b/>
-          <w:bCs/>
-          <w:lang w:val="es-ES"/>
-        </w:rPr>
-        <w:t>}</w:t>
-      </w:r>
-    </w:p>
-    <w:p>
-      <w:pPr>
-        <w:spacing w:after="0"/>
-        <w:jc w:val="both"/>
-        <w:rPr>
-          <w:b/>
-          <w:bCs/>
-          <w:u w:val="single"/>
-          <w:lang w:val="es-ES"/>
-        </w:rPr>
-      </w:pPr>
-      <w:r>
-        <w:rPr>
-          <w:lang w:val="es-ES"/>
-        </w:rPr>
         <w:lastRenderedPageBreak/>
-        <w:t>Empresa</w:t>
-      </w:r>
-      <w:r>
-        <w:rPr>
-          <w:lang w:val="es-ES"/>
-        </w:rPr>
-        <w:t>:</w:t>
-      </w:r>
-      <w:r>
-        <w:rPr>
-          <w:b/>
-          <w:bCs/>
-          <w:lang w:val="es-ES"/>
-        </w:rPr>
-        <w:t xml:space="preserve"> {</w:t>
-      </w:r>
-      <w:r>
-        <w:rPr>
-          <w:b/>
-          <w:bCs/>
-          <w:lang w:val="es-ES"/>
-        </w:rPr>
-        <w:t>empresa</w:t>
-      </w:r>
-      <w:r>
-        <w:rPr>
-          <w:b/>
-          <w:bCs/>
-          <w:lang w:val="es-ES"/>
-        </w:rPr>
-        <w:t>}</w:t>
-      </w:r>
-    </w:p>
-    <w:p>
-      <w:pPr>
-        <w:spacing w:after="240"/>
-        <w:jc w:val="both"/>
-        <w:rPr>
-          <w:b/>
-          <w:bCs/>
-          <w:lang w:val="es-ES"/>
-        </w:rPr>
-      </w:pPr>
-      <w:r>
-        <w:rPr>
-          <w:lang w:val="es-ES"/>
-        </w:rPr>
-        <w:t>Fecha</w:t>
-      </w:r>
-      <w:r>
-        <w:rPr>
-          <w:lang w:val="es-ES"/>
-        </w:rPr>
-        <w:t>:</w:t>
-      </w:r>
-      <w:r>
-        <w:rPr>
-          <w:b/>
-          <w:bCs/>
-          <w:lang w:val="es-ES"/>
-        </w:rPr>
-        <w:t xml:space="preserve"> {</w:t>
-      </w:r>
-      <w:r>
-        <w:rPr>
-          <w:b/>
-          <w:bCs/>
-          <w:lang w:val="es-ES"/>
-        </w:rPr>
-        <w:t>periodo</w:t>
-      </w:r>
-      <w:r>
-        <w:rPr>
-          <w:b/>
-          <w:bCs/>
-          <w:lang w:val="es-ES"/>
-        </w:rPr>
-        <w:t>}</w:t>
-      </w:r>
-    </w:p>
-    <w:p>
-      <w:pPr>
-        <w:ind w:left="708"/>
-        <w:jc w:val="both"/>
-        <w:rPr>
-          <w:lang w:val="es-ES"/>
-        </w:rPr>
-      </w:pPr>
-      <w:r>
-        <w:rPr>
-          <w:lang w:val="es-ES"/>
-        </w:rPr>
-        <w:t>{</w:t>
-      </w:r>
-      <w:proofErr w:type="spellStart"/>
-      <w:r>
-        <w:t>descripcion</w:t>
-      </w:r>
-      <w:proofErr w:type="spellEnd"/>
-      <w:r>
-        <w:rPr>
-          <w:lang w:val="es-ES"/>
-        </w:rPr>
-        <w:t>}</w:t>
-      </w:r>
-    </w:p>
-    <w:p>
-      <w:pPr>
-        <w:spacing w:after="0"/>
-        <w:jc w:val="both"/>
-        <w:rPr>
-          <w:lang w:val="es-ES"/>
-        </w:rPr>
-      </w:pPr>
-      <w:r>
-        <w:rPr>
-          <w:lang w:val="es-ES"/>
-        </w:rPr>
-        <w:t>{/</w:t>
-      </w:r>
-      <w:r>
-        <w:t>experiencias</w:t>
-      </w:r>
-      <w:r>
-        <w:rPr>
-          <w:lang w:val="es-ES"/>
-        </w:rPr>
-        <w:t>}</w:t>
-      </w:r>
-    </w:p>
-    <w:p>
-      <w:pPr>
-        <w:jc w:val="both"/>
-        <w:rPr>
-          <w:lang w:val="es-ES"/>
-        </w:rPr>
-      </w:pPr>
-      <w:r>
-        <w:rPr>
-          <w:lang w:val="es-ES"/>
-        </w:rPr>
-        <w:t>{#tieneCursos}</w:t>
-      </w:r>
-    </w:p>
-    <w:p>
-      <w:pPr>
-        <w:spacing w:after="0"/>
-        <w:rPr>
-          <w:b/>
-          <w:bCs/>
-          <w:color w:val="0070C0"/>
-          <w:lang w:val="es-ES"/>
-        </w:rPr>
-      </w:pPr>
-      <w:r>
-        <w:rPr>
-          <w:b/>
-          <w:bCs/>
-          <w:color w:val="0070C0"/>
-          <w:lang w:val="es-ES"/>
-        </w:rPr>
-        <w:t>OTROS ESTUDIOS</w:t>
-      </w:r>
-    </w:p>
-    <w:p>
-      <w:pPr>
-        <w:spacing w:after="0"/>
-        <w:rPr>
-          <w:b/>
-          <w:bCs/>
-          <w:color w:val="000000" w:themeColor="text1"/>
-          <w:lang w:val="es-ES"/>
-        </w:rPr>
-      </w:pPr>
-      <w:r>
-        <w:rPr>
-          <w:b/>
-          <w:bCs/>
-          <w:color w:val="000000" w:themeColor="text1"/>
-        </w:rPr>
         <w:t>‾‾‾‾‾‾‾‾‾‾‾‾‾‾‾‾‾‾‾‾‾‾‾‾‾‾‾‾‾‾‾‾‾‾‾‾‾‾‾‾‾‾‾‾‾‾‾‾‾‾‾‾‾‾‾‾‾‾‾‾‾‾‾‾‾‾‾‾‾‾‾‾‾‾‾‾‾‾‾‾‾‾‾‾‾‾‾‾‾‾‾‾‾‾‾‾‾</w:t>
       </w:r>
     </w:p>
